--- a/docs/IA-Lab-Completion-Guide.docx
+++ b/docs/IA-Lab-Completion-Guide.docx
@@ -685,7 +685,7 @@
             <w:rStyle w:val="Hyperlink"/>
             <w:b/>
           </w:rPr>
-          <w:t xml:space="preserve">https://crc.guac.01.tcecure.com/#/</w:t>
+          <w:t xml:space="preserve">https://guac.01.digitalrcc.com/#/</w:t>
         </w:r>
       </w:hyperlink>
     </w:p>
@@ -1113,7 +1113,7 @@
             <w:rStyle w:val="Hyperlink"/>
             <w:b/>
           </w:rPr>
-          <w:t xml:space="preserve">https://training.status.tcecure.com/pod/XX</w:t>
+          <w:t xml:space="preserve">https://training.digitalrcc.com/pod/XX</w:t>
         </w:r>
       </w:hyperlink>
       <w:r>
@@ -5053,7 +5053,7 @@
         <w:t xml:space="preserve"> </w:t>
       </w:r>
       <w:r>
-        <w:t xml:space="preserve">Hands-on (ADUC) — task retarget step is instructor-credited this cohort</w:t>
+        <w:t xml:space="preserve">Hands-on (ADUC + Task Scheduler)</w:t>
       </w:r>
     </w:p>
     <w:p>
@@ -5064,52 +5064,82 @@
         <w:rPr>
           <w:b/>
         </w:rPr>
-        <w:t xml:space="preserve">Read first — this cohort:</w:t>
-      </w:r>
-      <w:r>
-        <w:t xml:space="preserve"> </w:t>
-      </w:r>
-      <w:r>
-        <w:t xml:space="preserve">Step 2 (repointing the scheduled task) cannot be done from a student account on the shared domain controller. Windows only lets a local administrator save a task credential, and students are intentionally not administrators there. Complete</w:t>
-      </w:r>
-      <w:r>
-        <w:t xml:space="preserve"> </w:t>
-      </w:r>
-      <w:r>
-        <w:rPr>
-          <w:b/>
-        </w:rPr>
-        <w:t xml:space="preserve">Step 1</w:t>
-      </w:r>
-      <w:r>
-        <w:t xml:space="preserve"> </w:t>
-      </w:r>
-      <w:r>
-        <w:t xml:space="preserve">(create</w:t>
-      </w:r>
-      <w:r>
-        <w:t xml:space="preserve"> </w:t>
-      </w:r>
-      <w:r>
-        <w:rPr>
-          <w:rStyle w:val="VerbatimChar"/>
-        </w:rPr>
-        <w:t xml:space="preserve">PXX-svc_backup</w:t>
-      </w:r>
-      <w:r>
-        <w:t xml:space="preserve">), read Step 2 so you know how it is done, then move on to</w:t>
-      </w:r>
-      <w:r>
-        <w:t xml:space="preserve"> </w:t>
-      </w:r>
-      <w:r>
-        <w:rPr>
-          <w:b/>
-        </w:rPr>
-        <w:t xml:space="preserve">M2-L2</w:t>
-      </w:r>
-      <w:r>
-        <w:t xml:space="preserve">. Step 2 is credited automatically and no longer affects your completion status. Pods get their own member servers in a later release, where you will perform this step yourself.</w:t>
+        <w:t xml:space="preserve">Where the task lives:</w:t>
+      </w:r>
+      <w:r>
+        <w:t xml:space="preserve"> </w:t>
+      </w:r>
+      <w:r>
+        <w:rPr>
+          <w:rStyle w:val="VerbatimChar"/>
+        </w:rPr>
+        <w:t xml:space="preserve">PodXX ACS Nightly Backup</w:t>
+      </w:r>
+      <w:r>
+        <w:t xml:space="preserve"> </w:t>
+      </w:r>
+      <w:r>
+        <w:t xml:space="preserve">is a task on</w:t>
+      </w:r>
+      <w:r>
+        <w:t xml:space="preserve"> </w:t>
+      </w:r>
+      <w:r>
+        <w:rPr>
+          <w:b/>
+        </w:rPr>
+        <w:t xml:space="preserve">your own</w:t>
+      </w:r>
+      <w:r>
+        <w:rPr>
+          <w:b/>
+        </w:rPr>
+        <w:t xml:space="preserve"> </w:t>
+      </w:r>
+      <w:r>
+        <w:rPr>
+          <w:b/>
+        </w:rPr>
+        <w:t xml:space="preserve">pod server</w:t>
+      </w:r>
+      <w:r>
+        <w:t xml:space="preserve">, not on the domain controller, and you are a local administrator</w:t>
+      </w:r>
+      <w:r>
+        <w:t xml:space="preserve"> </w:t>
+      </w:r>
+      <w:r>
+        <w:t xml:space="preserve">there — so you make the change yourself and both steps below are graded. Open</w:t>
+      </w:r>
+      <w:r>
+        <w:t xml:space="preserve"> </w:t>
+      </w:r>
+      <w:r>
+        <w:t xml:space="preserve">Task Scheduler from an elevated session (right-click →</w:t>
+      </w:r>
+      <w:r>
+        <w:t xml:space="preserve"> </w:t>
+      </w:r>
+      <w:r>
+        <w:rPr>
+          <w:b/>
+        </w:rPr>
+        <w:t xml:space="preserve">Run as</w:t>
+      </w:r>
+      <w:r>
+        <w:rPr>
+          <w:b/>
+        </w:rPr>
+        <w:t xml:space="preserve"> </w:t>
+      </w:r>
+      <w:r>
+        <w:rPr>
+          <w:b/>
+        </w:rPr>
+        <w:t xml:space="preserve">administrator</w:t>
+      </w:r>
+      <w:r>
+        <w:t xml:space="preserve">) so Windows lets you save the task credential.</w:t>
       </w:r>
     </w:p>
     <w:p>
@@ -5392,19 +5422,7 @@
         <w:rPr>
           <w:b/>
         </w:rPr>
-        <w:t xml:space="preserve">Point the task at the service account</w:t>
-      </w:r>
-      <w:r>
-        <w:t xml:space="preserve"> </w:t>
-      </w:r>
-      <w:r>
-        <w:rPr>
-          <w:i/>
-        </w:rPr>
-        <w:t xml:space="preserve">(reference only this cohort — expect "Access is denied"; do not troubleshoot it)</w:t>
-      </w:r>
-      <w:r>
-        <w:t xml:space="preserve">:</w:t>
+        <w:t xml:space="preserve">Point the task at the service account:</w:t>
       </w:r>
     </w:p>
     <w:p>
@@ -5641,25 +5659,7 @@
         <w:rPr>
           <w:b/>
         </w:rPr>
-        <w:t xml:space="preserve">Look at the task, read-only.</w:t>
-      </w:r>
-      <w:r>
-        <w:t xml:space="preserve"> </w:t>
-      </w:r>
-      <w:r>
-        <w:t xml:space="preserve">You can open the task and view its settings;</w:t>
-      </w:r>
-      <w:r>
-        <w:t xml:space="preserve"> </w:t>
-      </w:r>
-      <w:r>
-        <w:t xml:space="preserve">you cannot save a change to the account it runs under. This command shows the</w:t>
-      </w:r>
-      <w:r>
-        <w:t xml:space="preserve"> </w:t>
-      </w:r>
-      <w:r>
-        <w:t xml:space="preserve">account it currently uses:</w:t>
+        <w:t xml:space="preserve">Confirm the change:</w:t>
       </w:r>
     </w:p>
     <w:p>
@@ -5715,7 +5715,166 @@
         </w:numPr>
       </w:pPr>
       <w:r>
-        <w:t xml:space="preserve">It still returns</w:t>
+        <w:t xml:space="preserve">It should now return</w:t>
+      </w:r>
+      <w:r>
+        <w:t xml:space="preserve"> </w:t>
+      </w:r>
+      <w:r>
+        <w:rPr>
+          <w:rStyle w:val="VerbatimChar"/>
+        </w:rPr>
+        <w:t xml:space="preserve">ACS-P01\PXX-svc_backup</w:t>
+      </w:r>
+      <w:r>
+        <w:t xml:space="preserve">.</w:t>
+      </w:r>
+    </w:p>
+    <w:p>
+      <w:pPr>
+        <w:pStyle w:val="BlockText"/>
+      </w:pPr>
+      <w:r>
+        <w:rPr>
+          <w:b/>
+        </w:rPr>
+        <w:t xml:space="preserve">If Windows warns "Batch logon privilege needs to be enabled":</w:t>
+      </w:r>
+      <w:r>
+        <w:t xml:space="preserve"> </w:t>
+      </w:r>
+      <w:r>
+        <w:t xml:space="preserve">the task is</w:t>
+      </w:r>
+      <w:r>
+        <w:t xml:space="preserve"> </w:t>
+      </w:r>
+      <w:r>
+        <w:t xml:space="preserve">saved and graded, but it cannot actually start until the service account holds</w:t>
+      </w:r>
+      <w:r>
+        <w:t xml:space="preserve"> </w:t>
+      </w:r>
+      <w:r>
+        <w:t xml:space="preserve">that right. Grant it on your own server in</w:t>
+      </w:r>
+      <w:r>
+        <w:t xml:space="preserve"> </w:t>
+      </w:r>
+      <w:r>
+        <w:rPr>
+          <w:b/>
+        </w:rPr>
+        <w:t xml:space="preserve">secpol.msc → Local Policies →</w:t>
+      </w:r>
+      <w:r>
+        <w:rPr>
+          <w:b/>
+        </w:rPr>
+        <w:t xml:space="preserve"> </w:t>
+      </w:r>
+      <w:r>
+        <w:rPr>
+          <w:b/>
+        </w:rPr>
+        <w:t xml:space="preserve">User Rights Assignment → Log on as a batch job</w:t>
+      </w:r>
+      <w:r>
+        <w:t xml:space="preserve">, add</w:t>
+      </w:r>
+      <w:r>
+        <w:t xml:space="preserve"> </w:t>
+      </w:r>
+      <w:r>
+        <w:rPr>
+          <w:rStyle w:val="VerbatimChar"/>
+        </w:rPr>
+        <w:t xml:space="preserve">PXX-svc_backup</w:t>
+      </w:r>
+      <w:r>
+        <w:t xml:space="preserve">, and</w:t>
+      </w:r>
+      <w:r>
+        <w:t xml:space="preserve"> </w:t>
+      </w:r>
+      <w:r>
+        <w:t xml:space="preserve">reopen the task to confirm it saves without the warning.</w:t>
+      </w:r>
+    </w:p>
+    <w:p>
+      <w:pPr>
+        <w:pStyle w:val="Heading4"/>
+      </w:pPr>
+      <w:bookmarkStart w:id="61" w:name="completion-criteria-3"/>
+      <w:r>
+        <w:t xml:space="preserve">Completion Criteria</w:t>
+      </w:r>
+      <w:bookmarkEnd w:id="61"/>
+    </w:p>
+    <w:p>
+      <w:pPr>
+        <w:numPr>
+          <w:ilvl w:val="0"/>
+          <w:numId w:val="1030"/>
+        </w:numPr>
+        <w:pStyle w:val="Compact"/>
+      </w:pPr>
+      <w:r>
+        <w:t xml:space="preserve">☐</w:t>
+      </w:r>
+      <w:r>
+        <w:t xml:space="preserve"> </w:t>
+      </w:r>
+      <w:r>
+        <w:rPr>
+          <w:rStyle w:val="VerbatimChar"/>
+        </w:rPr>
+        <w:t xml:space="preserve">PXX-svc_backup</w:t>
+      </w:r>
+      <w:r>
+        <w:t xml:space="preserve"> </w:t>
+      </w:r>
+      <w:r>
+        <w:t xml:space="preserve">exists in Active Directory</w:t>
+      </w:r>
+    </w:p>
+    <w:p>
+      <w:pPr>
+        <w:numPr>
+          <w:ilvl w:val="0"/>
+          <w:numId w:val="1030"/>
+        </w:numPr>
+        <w:pStyle w:val="Compact"/>
+      </w:pPr>
+      <w:r>
+        <w:t xml:space="preserve">☐</w:t>
+      </w:r>
+      <w:r>
+        <w:t xml:space="preserve"> </w:t>
+      </w:r>
+      <w:r>
+        <w:rPr>
+          <w:rStyle w:val="VerbatimChar"/>
+        </w:rPr>
+        <w:t xml:space="preserve">PodXX ACS Nightly Backup</w:t>
+      </w:r>
+      <w:r>
+        <w:t xml:space="preserve"> </w:t>
+      </w:r>
+      <w:r>
+        <w:t xml:space="preserve">on your pod server runs as</w:t>
+      </w:r>
+      <w:r>
+        <w:t xml:space="preserve"> </w:t>
+      </w:r>
+      <w:r>
+        <w:rPr>
+          <w:rStyle w:val="VerbatimChar"/>
+        </w:rPr>
+        <w:t xml:space="preserve">PXX-svc_backup</w:t>
+      </w:r>
+      <w:r>
+        <w:t xml:space="preserve">, not</w:t>
       </w:r>
       <w:r>
         <w:t xml:space="preserve"> </w:t>
@@ -5725,58 +5884,6 @@
           <w:rStyle w:val="VerbatimChar"/>
         </w:rPr>
         <w:t xml:space="preserve">PXX-s.jenkins</w:t>
-      </w:r>
-      <w:r>
-        <w:t xml:space="preserve">, and that is the expected result this cohort.</w:t>
-      </w:r>
-    </w:p>
-    <w:p>
-      <w:pPr>
-        <w:pStyle w:val="Heading4"/>
-      </w:pPr>
-      <w:bookmarkStart w:id="61" w:name="completion-criteria-3"/>
-      <w:r>
-        <w:t xml:space="preserve">Completion Criteria</w:t>
-      </w:r>
-      <w:bookmarkEnd w:id="61"/>
-    </w:p>
-    <w:p>
-      <w:pPr>
-        <w:numPr>
-          <w:ilvl w:val="0"/>
-          <w:numId w:val="1030"/>
-        </w:numPr>
-        <w:pStyle w:val="Compact"/>
-      </w:pPr>
-      <w:r>
-        <w:t xml:space="preserve">☐</w:t>
-      </w:r>
-      <w:r>
-        <w:t xml:space="preserve"> </w:t>
-      </w:r>
-      <w:r>
-        <w:rPr>
-          <w:rStyle w:val="VerbatimChar"/>
-        </w:rPr>
-        <w:t xml:space="preserve">PXX-svc_backup</w:t>
-      </w:r>
-      <w:r>
-        <w:t xml:space="preserve"> </w:t>
-      </w:r>
-      <w:r>
-        <w:t xml:space="preserve">exists in Active Directory</w:t>
-      </w:r>
-    </w:p>
-    <w:p>
-      <w:pPr>
-        <w:numPr>
-          <w:ilvl w:val="0"/>
-          <w:numId w:val="1030"/>
-        </w:numPr>
-        <w:pStyle w:val="Compact"/>
-      </w:pPr>
-      <w:r>
-        <w:t xml:space="preserve">☐ Task principal change — credited automatically this cohort (requires administrator on the shared DC)</w:t>
       </w:r>
     </w:p>
     <w:p>
@@ -7676,7 +7783,7 @@
         <w:t xml:space="preserve"> </w:t>
       </w:r>
       <w:r>
-        <w:t xml:space="preserve">Review and verify</w:t>
+        <w:t xml:space="preserve">Hands-on (Local Security Policy)</w:t>
       </w:r>
     </w:p>
     <w:p>
@@ -7687,79 +7794,58 @@
         <w:rPr>
           <w:b/>
         </w:rPr>
-        <w:t xml:space="preserve">This cohort:</w:t>
-      </w:r>
-      <w:r>
-        <w:t xml:space="preserve"> </w:t>
-      </w:r>
-      <w:r>
-        <w:t xml:space="preserve">changing the domain password policy requires Domain Admin</w:t>
-      </w:r>
-      <w:r>
-        <w:t xml:space="preserve"> </w:t>
-      </w:r>
-      <w:r>
-        <w:t xml:space="preserve">rights, and the policy is shared by all 20 pods — one student's change would</w:t>
-      </w:r>
-      <w:r>
-        <w:t xml:space="preserve"> </w:t>
-      </w:r>
-      <w:r>
-        <w:t xml:space="preserve">apply to everyone. The instructor has therefore applied the hardened policy</w:t>
-      </w:r>
-      <w:r>
-        <w:t xml:space="preserve"> </w:t>
-      </w:r>
-      <w:r>
-        <w:t xml:space="preserve">centrally. Work through the settings below and</w:t>
-      </w:r>
-      <w:r>
-        <w:t xml:space="preserve"> </w:t>
-      </w:r>
-      <w:r>
-        <w:rPr>
-          <w:b/>
-        </w:rPr>
-        <w:t xml:space="preserve">verify</w:t>
-      </w:r>
-      <w:r>
-        <w:t xml:space="preserve"> </w:t>
-      </w:r>
-      <w:r>
-        <w:t xml:space="preserve">the live policy in</w:t>
-      </w:r>
-      <w:r>
-        <w:t xml:space="preserve"> </w:t>
-      </w:r>
-      <w:r>
-        <w:t xml:space="preserve">step 2; do not attempt the</w:t>
-      </w:r>
-      <w:r>
-        <w:t xml:space="preserve"> </w:t>
-      </w:r>
-      <w:r>
-        <w:rPr>
-          <w:rStyle w:val="VerbatimChar"/>
-        </w:rPr>
-        <w:t xml:space="preserve">Set-</w:t>
-      </w:r>
-      <w:r>
-        <w:t xml:space="preserve"> </w:t>
-      </w:r>
-      <w:r>
-        <w:t xml:space="preserve">command or the GPO edit (both will be denied).</w:t>
-      </w:r>
-      <w:r>
-        <w:t xml:space="preserve"> </w:t>
-      </w:r>
-      <w:r>
-        <w:t xml:space="preserve">When pods move to their own servers you will set this policy yourself, on your</w:t>
-      </w:r>
-      <w:r>
-        <w:t xml:space="preserve"> </w:t>
-      </w:r>
-      <w:r>
-        <w:t xml:space="preserve">own server.</w:t>
+        <w:t xml:space="preserve">Where the policy lives:</w:t>
+      </w:r>
+      <w:r>
+        <w:t xml:space="preserve"> </w:t>
+      </w:r>
+      <w:r>
+        <w:t xml:space="preserve">you harden the account policy of</w:t>
+      </w:r>
+      <w:r>
+        <w:t xml:space="preserve"> </w:t>
+      </w:r>
+      <w:r>
+        <w:rPr>
+          <w:b/>
+        </w:rPr>
+        <w:t xml:space="preserve">your own pod</w:t>
+      </w:r>
+      <w:r>
+        <w:rPr>
+          <w:b/>
+        </w:rPr>
+        <w:t xml:space="preserve"> </w:t>
+      </w:r>
+      <w:r>
+        <w:rPr>
+          <w:b/>
+        </w:rPr>
+        <w:t xml:space="preserve">server</w:t>
+      </w:r>
+      <w:r>
+        <w:t xml:space="preserve">, which governs the local accounts on that server. The</w:t>
+      </w:r>
+      <w:r>
+        <w:t xml:space="preserve"> </w:t>
+      </w:r>
+      <w:r>
+        <w:rPr>
+          <w:i/>
+        </w:rPr>
+        <w:t xml:space="preserve">domain</w:t>
+      </w:r>
+      <w:r>
+        <w:t xml:space="preserve"> </w:t>
+      </w:r>
+      <w:r>
+        <w:t xml:space="preserve">password policy is shared by all 20 pods and stays with the instructors, so</w:t>
+      </w:r>
+      <w:r>
+        <w:t xml:space="preserve"> </w:t>
+      </w:r>
+      <w:r>
+        <w:t xml:space="preserve">nothing you do here affects anyone else's pod. Work from an elevated session.</w:t>
       </w:r>
     </w:p>
     <w:p>
@@ -7777,36 +7863,7 @@
         <w:pStyle w:val="FirstParagraph"/>
       </w:pPr>
       <w:r>
-        <w:t xml:space="preserve">The domain password policy was dangerously weak: minimum length 6, complexity disabled, and no account lockout.</w:t>
-      </w:r>
-    </w:p>
-    <w:p>
-      <w:pPr>
-        <w:pStyle w:val="BlockText"/>
-      </w:pPr>
-      <w:r>
-        <w:rPr>
-          <w:b/>
-        </w:rPr>
-        <w:t xml:space="preserve">Note:</w:t>
-      </w:r>
-      <w:r>
-        <w:t xml:space="preserve"> </w:t>
-      </w:r>
-      <w:r>
-        <w:t xml:space="preserve">the password policy is</w:t>
-      </w:r>
-      <w:r>
-        <w:t xml:space="preserve"> </w:t>
-      </w:r>
-      <w:r>
-        <w:rPr>
-          <w:b/>
-        </w:rPr>
-        <w:t xml:space="preserve">domain-wide</w:t>
-      </w:r>
-      <w:r>
-        <w:t xml:space="preserve">, shared by every pod — it is the one IA lab whose change is not isolated to your pod.</w:t>
+        <w:t xml:space="preserve">Your server's local account policy is dangerously weak: minimum length 6, complexity disabled, and no account lockout. An attacker who reaches a local account can brute-force it in seconds.</w:t>
       </w:r>
     </w:p>
     <w:p>
@@ -7916,7 +7973,7 @@
               <w:rPr>
                 <w:b/>
               </w:rPr>
-              <w:t xml:space="preserve">12</w:t>
+              <w:t xml:space="preserve">12 or more</w:t>
             </w:r>
           </w:p>
         </w:tc>
@@ -7992,7 +8049,7 @@
               <w:rPr>
                 <w:b/>
               </w:rPr>
-              <w:t xml:space="preserve">10 attempts</w:t>
+              <w:t xml:space="preserve">1–10 invalid attempts</w:t>
             </w:r>
           </w:p>
         </w:tc>
@@ -8019,13 +8076,7 @@
         <w:rPr>
           <w:b/>
         </w:rPr>
-        <w:t xml:space="preserve">Verify the live policy</w:t>
-      </w:r>
-      <w:r>
-        <w:t xml:space="preserve"> </w:t>
-      </w:r>
-      <w:r>
-        <w:t xml:space="preserve">(this is what is graded):</w:t>
+        <w:t xml:space="preserve">Read the policy you start with:</w:t>
       </w:r>
     </w:p>
     <w:p>
@@ -8038,56 +8089,407 @@
       </w:pPr>
       <w:r>
         <w:rPr>
+          <w:rStyle w:val="NormalTok"/>
+        </w:rPr>
+        <w:t xml:space="preserve">net accounts</w:t>
+      </w:r>
+    </w:p>
+    <w:p>
+      <w:pPr>
+        <w:numPr>
+          <w:ilvl w:val="0"/>
+          <w:numId w:val="1042"/>
+        </w:numPr>
+      </w:pPr>
+      <w:r>
+        <w:rPr>
+          <w:b/>
+        </w:rPr>
+        <w:t xml:space="preserve">Harden it — GUI (</w:t>
+      </w:r>
+      <w:r>
+        <w:rPr>
+          <w:rStyle w:val="VerbatimChar"/>
+          <w:b/>
+        </w:rPr>
+        <w:t xml:space="preserve">secpol.msc</w:t>
+      </w:r>
+      <w:r>
+        <w:rPr>
+          <w:b/>
+        </w:rPr>
+        <w:t xml:space="preserve">):</w:t>
+      </w:r>
+    </w:p>
+    <w:p>
+      <w:pPr>
+        <w:numPr>
+          <w:ilvl w:val="1"/>
+          <w:numId w:val="1043"/>
+        </w:numPr>
+        <w:pStyle w:val="Compact"/>
+      </w:pPr>
+      <w:r>
+        <w:t xml:space="preserve">Press</w:t>
+      </w:r>
+      <w:r>
+        <w:t xml:space="preserve"> </w:t>
+      </w:r>
+      <w:r>
+        <w:rPr>
+          <w:b/>
+        </w:rPr>
+        <w:t xml:space="preserve">Windows + R</w:t>
+      </w:r>
+      <w:r>
+        <w:t xml:space="preserve">, type</w:t>
+      </w:r>
+      <w:r>
+        <w:t xml:space="preserve"> </w:t>
+      </w:r>
+      <w:r>
+        <w:rPr>
+          <w:rStyle w:val="VerbatimChar"/>
+        </w:rPr>
+        <w:t xml:space="preserve">secpol.msc</w:t>
+      </w:r>
+      <w:r>
+        <w:t xml:space="preserve">, press Enter (accept the UAC prompt)</w:t>
+      </w:r>
+    </w:p>
+    <w:p>
+      <w:pPr>
+        <w:numPr>
+          <w:ilvl w:val="1"/>
+          <w:numId w:val="1043"/>
+        </w:numPr>
+        <w:pStyle w:val="Compact"/>
+      </w:pPr>
+      <w:r>
+        <w:rPr>
+          <w:b/>
+        </w:rPr>
+        <w:t xml:space="preserve">Account Policies → Password Policy</w:t>
+      </w:r>
+      <w:r>
+        <w:t xml:space="preserve">: set</w:t>
+      </w:r>
+      <w:r>
+        <w:t xml:space="preserve"> </w:t>
+      </w:r>
+      <w:r>
+        <w:rPr>
+          <w:i/>
+        </w:rPr>
+        <w:t xml:space="preserve">Minimum password length</w:t>
+      </w:r>
+      <w:r>
+        <w:t xml:space="preserve"> </w:t>
+      </w:r>
+      <w:r>
+        <w:t xml:space="preserve">to</w:t>
+      </w:r>
+      <w:r>
+        <w:t xml:space="preserve"> </w:t>
+      </w:r>
+      <w:r>
+        <w:rPr>
+          <w:rStyle w:val="VerbatimChar"/>
+        </w:rPr>
+        <w:t xml:space="preserve">12</w:t>
+      </w:r>
+      <w:r>
+        <w:t xml:space="preserve">, and</w:t>
+      </w:r>
+      <w:r>
+        <w:t xml:space="preserve"> </w:t>
+      </w:r>
+      <w:r>
+        <w:rPr>
+          <w:i/>
+        </w:rPr>
+        <w:t xml:space="preserve">Password must meet complexity requirements</w:t>
+      </w:r>
+      <w:r>
+        <w:t xml:space="preserve"> </w:t>
+      </w:r>
+      <w:r>
+        <w:t xml:space="preserve">to</w:t>
+      </w:r>
+      <w:r>
+        <w:t xml:space="preserve"> </w:t>
+      </w:r>
+      <w:r>
+        <w:rPr>
+          <w:b/>
+        </w:rPr>
+        <w:t xml:space="preserve">Enabled</w:t>
+      </w:r>
+    </w:p>
+    <w:p>
+      <w:pPr>
+        <w:numPr>
+          <w:ilvl w:val="1"/>
+          <w:numId w:val="1043"/>
+        </w:numPr>
+        <w:pStyle w:val="Compact"/>
+      </w:pPr>
+      <w:r>
+        <w:rPr>
+          <w:b/>
+        </w:rPr>
+        <w:t xml:space="preserve">Account Policies → Account Lockout Policy</w:t>
+      </w:r>
+      <w:r>
+        <w:t xml:space="preserve">: set</w:t>
+      </w:r>
+      <w:r>
+        <w:t xml:space="preserve"> </w:t>
+      </w:r>
+      <w:r>
+        <w:rPr>
+          <w:i/>
+        </w:rPr>
+        <w:t xml:space="preserve">Account lockout threshold</w:t>
+      </w:r>
+      <w:r>
+        <w:t xml:space="preserve"> </w:t>
+      </w:r>
+      <w:r>
+        <w:t xml:space="preserve">to</w:t>
+      </w:r>
+      <w:r>
+        <w:t xml:space="preserve"> </w:t>
+      </w:r>
+      <w:r>
+        <w:rPr>
+          <w:rStyle w:val="VerbatimChar"/>
+        </w:rPr>
+        <w:t xml:space="preserve">10</w:t>
+      </w:r>
+      <w:r>
+        <w:t xml:space="preserve"> </w:t>
+      </w:r>
+      <w:r>
+        <w:t xml:space="preserve">invalid logon attempts (Windows will offer lockout duration and reset counter defaults — accept them)</w:t>
+      </w:r>
+    </w:p>
+    <w:p>
+      <w:pPr>
+        <w:numPr>
+          <w:ilvl w:val="0"/>
+          <w:numId w:val="1000"/>
+        </w:numPr>
+      </w:pPr>
+      <w:r>
+        <w:rPr>
+          <w:b/>
+        </w:rPr>
+        <w:t xml:space="preserve">PowerShell alternative</w:t>
+      </w:r>
+      <w:r>
+        <w:t xml:space="preserve"> </w:t>
+      </w:r>
+      <w:r>
+        <w:t xml:space="preserve">(run elevated; complexity has no</w:t>
+      </w:r>
+      <w:r>
+        <w:t xml:space="preserve"> </w:t>
+      </w:r>
+      <w:r>
+        <w:rPr>
+          <w:rStyle w:val="VerbatimChar"/>
+        </w:rPr>
+        <w:t xml:space="preserve">net accounts</w:t>
+      </w:r>
+      <w:r>
+        <w:t xml:space="preserve"> </w:t>
+      </w:r>
+      <w:r>
+        <w:t xml:space="preserve">switch, so it is set through the security database):</w:t>
+      </w:r>
+    </w:p>
+    <w:p>
+      <w:pPr>
+        <w:numPr>
+          <w:ilvl w:val="0"/>
+          <w:numId w:val="1000"/>
+        </w:numPr>
+        <w:pStyle w:val="SourceCode"/>
+      </w:pPr>
+      <w:r>
+        <w:rPr>
+          <w:rStyle w:val="NormalTok"/>
+        </w:rPr>
+        <w:t xml:space="preserve">net accounts /minpwlen:12 /lockoutthreshold:10 /uniquepw:24</w:t>
+      </w:r>
+      <w:r>
+        <w:br/>
+      </w:r>
+      <w:r>
+        <w:br/>
+      </w:r>
+      <w:r>
+        <w:rPr>
+          <w:rStyle w:val="VariableTok"/>
+        </w:rPr>
+        <w:t xml:space="preserve">$inf</w:t>
+      </w:r>
+      <w:r>
+        <w:rPr>
+          <w:rStyle w:val="NormalTok"/>
+        </w:rPr>
+        <w:t xml:space="preserve"> = </w:t>
+      </w:r>
+      <w:r>
+        <w:rPr>
+          <w:rStyle w:val="StringTok"/>
+        </w:rPr>
+        <w:t xml:space="preserve">"$env:TEMP\pwpolicy.inf"</w:t>
+      </w:r>
+      <w:r>
+        <w:br/>
+      </w:r>
+      <w:r>
+        <w:rPr>
+          <w:rStyle w:val="NormalTok"/>
+        </w:rPr>
+        <w:t xml:space="preserve">@'</w:t>
+      </w:r>
+      <w:r>
+        <w:br/>
+      </w:r>
+      <w:r>
+        <w:rPr>
+          <w:rStyle w:val="NormalTok"/>
+        </w:rPr>
+        <w:t xml:space="preserve">[Unicode]</w:t>
+      </w:r>
+      <w:r>
+        <w:br/>
+      </w:r>
+      <w:r>
+        <w:rPr>
+          <w:rStyle w:val="NormalTok"/>
+        </w:rPr>
+        <w:t xml:space="preserve">Unicode=yes</w:t>
+      </w:r>
+      <w:r>
+        <w:br/>
+      </w:r>
+      <w:r>
+        <w:rPr>
+          <w:rStyle w:val="NormalTok"/>
+        </w:rPr>
+        <w:t xml:space="preserve">[Version]</w:t>
+      </w:r>
+      <w:r>
+        <w:br/>
+      </w:r>
+      <w:r>
+        <w:rPr>
+          <w:rStyle w:val="NormalTok"/>
+        </w:rPr>
+        <w:t xml:space="preserve">signature=</w:t>
+      </w:r>
+      <w:r>
+        <w:rPr>
+          <w:rStyle w:val="StringTok"/>
+        </w:rPr>
+        <w:t xml:space="preserve">"$CHICAGO$"</w:t>
+      </w:r>
+      <w:r>
+        <w:br/>
+      </w:r>
+      <w:r>
+        <w:rPr>
+          <w:rStyle w:val="NormalTok"/>
+        </w:rPr>
+        <w:t xml:space="preserve">Revision=1</w:t>
+      </w:r>
+      <w:r>
+        <w:br/>
+      </w:r>
+      <w:r>
+        <w:rPr>
+          <w:rStyle w:val="NormalTok"/>
+        </w:rPr>
+        <w:t xml:space="preserve">[System Access]</w:t>
+      </w:r>
+      <w:r>
+        <w:br/>
+      </w:r>
+      <w:r>
+        <w:rPr>
+          <w:rStyle w:val="NormalTok"/>
+        </w:rPr>
+        <w:t xml:space="preserve">PasswordComplexity = 1</w:t>
+      </w:r>
+      <w:r>
+        <w:br/>
+      </w:r>
+      <w:r>
+        <w:rPr>
+          <w:rStyle w:val="NormalTok"/>
+        </w:rPr>
+        <w:t xml:space="preserve">'@ | </w:t>
+      </w:r>
+      <w:r>
+        <w:rPr>
           <w:rStyle w:val="FunctionTok"/>
         </w:rPr>
-        <w:t xml:space="preserve">Get-ADDefaultDomainPasswordPolicy</w:t>
+        <w:t xml:space="preserve">Set-Content</w:t>
       </w:r>
       <w:r>
         <w:rPr>
           <w:rStyle w:val="NormalTok"/>
         </w:rPr>
-        <w:t xml:space="preserve"> | </w:t>
-      </w:r>
-      <w:r>
-        <w:rPr>
-          <w:rStyle w:val="FunctionTok"/>
-        </w:rPr>
-        <w:t xml:space="preserve">Select-Object</w:t>
+        <w:t xml:space="preserve"> -LiteralPath </w:t>
+      </w:r>
+      <w:r>
+        <w:rPr>
+          <w:rStyle w:val="VariableTok"/>
+        </w:rPr>
+        <w:t xml:space="preserve">$inf</w:t>
       </w:r>
       <w:r>
         <w:rPr>
           <w:rStyle w:val="NormalTok"/>
         </w:rPr>
-        <w:t xml:space="preserve"> MinPasswordLength, ComplexityEnabled, LockoutThreshold, PasswordHistoryCount, MaxPasswordAge, MinPasswordAge</w:t>
-      </w:r>
-    </w:p>
-    <w:p>
-      <w:pPr>
-        <w:numPr>
-          <w:ilvl w:val="0"/>
-          <w:numId w:val="1000"/>
-        </w:numPr>
-      </w:pPr>
-      <w:r>
-        <w:t xml:space="preserve">Confirm minimum length 12, complexity</w:t>
-      </w:r>
-      <w:r>
-        <w:t xml:space="preserve"> </w:t>
-      </w:r>
-      <w:r>
-        <w:rPr>
-          <w:rStyle w:val="VerbatimChar"/>
-        </w:rPr>
-        <w:t xml:space="preserve">True</w:t>
-      </w:r>
-      <w:r>
-        <w:t xml:space="preserve">, and lockout threshold 10 — then</w:t>
-      </w:r>
-      <w:r>
-        <w:t xml:space="preserve"> </w:t>
-      </w:r>
-      <w:r>
-        <w:t xml:space="preserve">note in your own words which weakness each setting removes.</w:t>
+        <w:t xml:space="preserve"> -Encoding Unicode</w:t>
+      </w:r>
+      <w:r>
+        <w:br/>
+      </w:r>
+      <w:r>
+        <w:rPr>
+          <w:rStyle w:val="NormalTok"/>
+        </w:rPr>
+        <w:t xml:space="preserve">secedit /configure /db </w:t>
+      </w:r>
+      <w:r>
+        <w:rPr>
+          <w:rStyle w:val="StringTok"/>
+        </w:rPr>
+        <w:t xml:space="preserve">"$env:TEMP\pwpolicy.sdb"</w:t>
+      </w:r>
+      <w:r>
+        <w:rPr>
+          <w:rStyle w:val="NormalTok"/>
+        </w:rPr>
+        <w:t xml:space="preserve"> /cfg </w:t>
+      </w:r>
+      <w:r>
+        <w:rPr>
+          <w:rStyle w:val="VariableTok"/>
+        </w:rPr>
+        <w:t xml:space="preserve">$inf</w:t>
+      </w:r>
+      <w:r>
+        <w:rPr>
+          <w:rStyle w:val="NormalTok"/>
+        </w:rPr>
+        <w:t xml:space="preserve"> /areas SECURITYPOLICY</w:t>
       </w:r>
     </w:p>
     <w:p>
@@ -8101,243 +8503,61 @@
         <w:rPr>
           <w:b/>
         </w:rPr>
-        <w:t xml:space="preserve">Reference — how the policy is applied</w:t>
-      </w:r>
-      <w:r>
-        <w:t xml:space="preserve"> </w:t>
-      </w:r>
-      <w:r>
-        <w:t xml:space="preserve">(administrator step, do not attempt this cohort):</w:t>
-      </w:r>
-    </w:p>
-    <w:p>
-      <w:pPr>
-        <w:numPr>
-          <w:ilvl w:val="0"/>
-          <w:numId w:val="1000"/>
-        </w:numPr>
-        <w:pStyle w:val="SourceCode"/>
-      </w:pPr>
-      <w:r>
-        <w:rPr>
-          <w:rStyle w:val="FunctionTok"/>
-        </w:rPr>
-        <w:t xml:space="preserve">Set-ADDefaultDomainPasswordPolicy</w:t>
-      </w:r>
-      <w:r>
-        <w:rPr>
-          <w:rStyle w:val="NormalTok"/>
-        </w:rPr>
-        <w:t xml:space="preserve"> -Identity (</w:t>
-      </w:r>
-      <w:r>
-        <w:rPr>
-          <w:rStyle w:val="FunctionTok"/>
-        </w:rPr>
-        <w:t xml:space="preserve">Get-ADDomain</w:t>
-      </w:r>
-      <w:r>
-        <w:rPr>
-          <w:rStyle w:val="NormalTok"/>
-        </w:rPr>
-        <w:t xml:space="preserve">).</w:t>
-      </w:r>
-      <w:r>
-        <w:rPr>
-          <w:rStyle w:val="FunctionTok"/>
-        </w:rPr>
-        <w:t xml:space="preserve">DNSRoot</w:t>
-      </w:r>
-      <w:r>
-        <w:rPr>
-          <w:rStyle w:val="NormalTok"/>
-        </w:rPr>
-        <w:t xml:space="preserve"> `</w:t>
-      </w:r>
-      <w:r>
-        <w:br/>
-      </w:r>
-      <w:r>
-        <w:rPr>
-          <w:rStyle w:val="NormalTok"/>
-        </w:rPr>
-        <w:t xml:space="preserve">    -MinPasswordLength 12 `</w:t>
-      </w:r>
-      <w:r>
-        <w:br/>
-      </w:r>
-      <w:r>
-        <w:rPr>
-          <w:rStyle w:val="NormalTok"/>
-        </w:rPr>
-        <w:t xml:space="preserve">    -ComplexityEnabled </w:t>
-      </w:r>
-      <w:r>
-        <w:rPr>
-          <w:rStyle w:val="VariableTok"/>
-        </w:rPr>
-        <w:t xml:space="preserve">$true</w:t>
-      </w:r>
-      <w:r>
-        <w:rPr>
-          <w:rStyle w:val="NormalTok"/>
-        </w:rPr>
-        <w:t xml:space="preserve"> `</w:t>
-      </w:r>
-      <w:r>
-        <w:br/>
-      </w:r>
-      <w:r>
-        <w:rPr>
-          <w:rStyle w:val="NormalTok"/>
-        </w:rPr>
-        <w:t xml:space="preserve">    -LockoutThreshold 10 `</w:t>
-      </w:r>
-      <w:r>
-        <w:br/>
-      </w:r>
-      <w:r>
-        <w:rPr>
-          <w:rStyle w:val="NormalTok"/>
-        </w:rPr>
-        <w:t xml:space="preserve">    -PasswordHistoryCount 24 `</w:t>
-      </w:r>
-      <w:r>
-        <w:br/>
-      </w:r>
-      <w:r>
-        <w:rPr>
-          <w:rStyle w:val="NormalTok"/>
-        </w:rPr>
-        <w:t xml:space="preserve">    -MaxPasswordAge (</w:t>
-      </w:r>
-      <w:r>
-        <w:rPr>
-          <w:rStyle w:val="FunctionTok"/>
-        </w:rPr>
-        <w:t xml:space="preserve">New-TimeSpan</w:t>
-      </w:r>
-      <w:r>
-        <w:rPr>
-          <w:rStyle w:val="NormalTok"/>
-        </w:rPr>
-        <w:t xml:space="preserve"> -Days 90) `</w:t>
-      </w:r>
-      <w:r>
-        <w:br/>
-      </w:r>
-      <w:r>
-        <w:rPr>
-          <w:rStyle w:val="NormalTok"/>
-        </w:rPr>
-        <w:t xml:space="preserve">    -MinPasswordAge (</w:t>
-      </w:r>
-      <w:r>
-        <w:rPr>
-          <w:rStyle w:val="FunctionTok"/>
-        </w:rPr>
-        <w:t xml:space="preserve">New-TimeSpan</w:t>
-      </w:r>
-      <w:r>
-        <w:rPr>
-          <w:rStyle w:val="NormalTok"/>
-        </w:rPr>
-        <w:t xml:space="preserve"> -Days 1)</w:t>
-      </w:r>
-      <w:r>
-        <w:br/>
-      </w:r>
-      <w:r>
-        <w:br/>
-      </w:r>
-      <w:r>
-        <w:rPr>
-          <w:rStyle w:val="NormalTok"/>
-        </w:rPr>
-        <w:t xml:space="preserve">gpupdate /force</w:t>
-      </w:r>
-    </w:p>
-    <w:p>
-      <w:pPr>
-        <w:numPr>
-          <w:ilvl w:val="0"/>
-          <w:numId w:val="1000"/>
-        </w:numPr>
-      </w:pPr>
-      <w:r>
-        <w:t xml:space="preserve">The equivalent GUI path is</w:t>
-      </w:r>
-      <w:r>
-        <w:t xml:space="preserve"> </w:t>
-      </w:r>
-      <w:r>
-        <w:rPr>
-          <w:rStyle w:val="VerbatimChar"/>
-        </w:rPr>
-        <w:t xml:space="preserve">gpmc.msc</w:t>
-      </w:r>
-      <w:r>
-        <w:t xml:space="preserve"> </w:t>
-      </w:r>
-      <w:r>
-        <w:t xml:space="preserve">→</w:t>
-      </w:r>
-      <w:r>
-        <w:t xml:space="preserve"> </w:t>
-      </w:r>
-      <w:r>
-        <w:rPr>
-          <w:b/>
-        </w:rPr>
-        <w:t xml:space="preserve">Forest → Domains → acs-p01.local →</w:t>
-      </w:r>
-      <w:r>
-        <w:rPr>
-          <w:b/>
-        </w:rPr>
-        <w:t xml:space="preserve"> </w:t>
-      </w:r>
-      <w:r>
-        <w:rPr>
-          <w:b/>
-        </w:rPr>
-        <w:t xml:space="preserve">Default Domain Policy</w:t>
-      </w:r>
-      <w:r>
-        <w:t xml:space="preserve"> </w:t>
-      </w:r>
-      <w:r>
-        <w:t xml:space="preserve">→</w:t>
-      </w:r>
-      <w:r>
-        <w:t xml:space="preserve"> </w:t>
-      </w:r>
-      <w:r>
-        <w:rPr>
-          <w:b/>
-        </w:rPr>
-        <w:t xml:space="preserve">Computer Configuration → Policies → Windows</w:t>
-      </w:r>
-      <w:r>
-        <w:rPr>
-          <w:b/>
-        </w:rPr>
-        <w:t xml:space="preserve"> </w:t>
-      </w:r>
-      <w:r>
-        <w:rPr>
-          <w:b/>
-        </w:rPr>
-        <w:t xml:space="preserve">Settings → Security Settings → Account Policies</w:t>
-      </w:r>
-      <w:r>
-        <w:t xml:space="preserve">, setting minimum password</w:t>
-      </w:r>
-      <w:r>
-        <w:t xml:space="preserve"> </w:t>
-      </w:r>
-      <w:r>
-        <w:t xml:space="preserve">length, complexity, and the lockout threshold.</w:t>
+        <w:t xml:space="preserve">Confirm your work</w:t>
+      </w:r>
+      <w:r>
+        <w:t xml:space="preserve"> </w:t>
+      </w:r>
+      <w:r>
+        <w:t xml:space="preserve">—</w:t>
+      </w:r>
+      <w:r>
+        <w:t xml:space="preserve"> </w:t>
+      </w:r>
+      <w:r>
+        <w:rPr>
+          <w:rStyle w:val="VerbatimChar"/>
+        </w:rPr>
+        <w:t xml:space="preserve">net accounts</w:t>
+      </w:r>
+      <w:r>
+        <w:t xml:space="preserve"> </w:t>
+      </w:r>
+      <w:r>
+        <w:t xml:space="preserve">should now report minimum length 12 and</w:t>
+      </w:r>
+      <w:r>
+        <w:t xml:space="preserve"> </w:t>
+      </w:r>
+      <w:r>
+        <w:t xml:space="preserve">a lockout threshold of 10, and</w:t>
+      </w:r>
+      <w:r>
+        <w:t xml:space="preserve"> </w:t>
+      </w:r>
+      <w:r>
+        <w:rPr>
+          <w:rStyle w:val="VerbatimChar"/>
+        </w:rPr>
+        <w:t xml:space="preserve">secedit /export /cfg "$env:TEMP\now.cfg"</w:t>
+      </w:r>
+      <w:r>
+        <w:t xml:space="preserve"> </w:t>
+      </w:r>
+      <w:r>
+        <w:t xml:space="preserve">should show</w:t>
+      </w:r>
+      <w:r>
+        <w:t xml:space="preserve"> </w:t>
+      </w:r>
+      <w:r>
+        <w:rPr>
+          <w:rStyle w:val="VerbatimChar"/>
+        </w:rPr>
+        <w:t xml:space="preserve">PasswordComplexity = 1</w:t>
+      </w:r>
+      <w:r>
+        <w:t xml:space="preserve">.</w:t>
       </w:r>
     </w:p>
     <w:p>
@@ -8354,90 +8574,36 @@
       <w:pPr>
         <w:numPr>
           <w:ilvl w:val="0"/>
-          <w:numId w:val="1043"/>
+          <w:numId w:val="1044"/>
         </w:numPr>
         <w:pStyle w:val="Compact"/>
       </w:pPr>
       <w:r>
-        <w:t xml:space="preserve">☐</w:t>
-      </w:r>
-      <w:r>
-        <w:t xml:space="preserve"> </w:t>
-      </w:r>
-      <w:r>
-        <w:rPr>
-          <w:rStyle w:val="VerbatimChar"/>
-        </w:rPr>
-        <w:t xml:space="preserve">MinPasswordLength</w:t>
-      </w:r>
-      <w:r>
-        <w:t xml:space="preserve"> </w:t>
-      </w:r>
-      <w:r>
-        <w:t xml:space="preserve">is 12 or more</w:t>
-      </w:r>
-    </w:p>
-    <w:p>
-      <w:pPr>
-        <w:numPr>
-          <w:ilvl w:val="0"/>
-          <w:numId w:val="1043"/>
+        <w:t xml:space="preserve">☐ Minimum password length on your pod server is 12 or more</w:t>
+      </w:r>
+    </w:p>
+    <w:p>
+      <w:pPr>
+        <w:numPr>
+          <w:ilvl w:val="0"/>
+          <w:numId w:val="1044"/>
         </w:numPr>
         <w:pStyle w:val="Compact"/>
       </w:pPr>
       <w:r>
-        <w:t xml:space="preserve">☐</w:t>
-      </w:r>
-      <w:r>
-        <w:t xml:space="preserve"> </w:t>
-      </w:r>
-      <w:r>
-        <w:rPr>
-          <w:rStyle w:val="VerbatimChar"/>
-        </w:rPr>
-        <w:t xml:space="preserve">ComplexityEnabled</w:t>
-      </w:r>
-      <w:r>
-        <w:t xml:space="preserve"> </w:t>
-      </w:r>
-      <w:r>
-        <w:t xml:space="preserve">is</w:t>
-      </w:r>
-      <w:r>
-        <w:t xml:space="preserve"> </w:t>
-      </w:r>
-      <w:r>
-        <w:rPr>
-          <w:rStyle w:val="VerbatimChar"/>
-        </w:rPr>
-        <w:t xml:space="preserve">True</w:t>
-      </w:r>
-    </w:p>
-    <w:p>
-      <w:pPr>
-        <w:numPr>
-          <w:ilvl w:val="0"/>
-          <w:numId w:val="1043"/>
+        <w:t xml:space="preserve">☐ Password complexity is enabled</w:t>
+      </w:r>
+    </w:p>
+    <w:p>
+      <w:pPr>
+        <w:numPr>
+          <w:ilvl w:val="0"/>
+          <w:numId w:val="1044"/>
         </w:numPr>
         <w:pStyle w:val="Compact"/>
       </w:pPr>
       <w:r>
-        <w:t xml:space="preserve">☐</w:t>
-      </w:r>
-      <w:r>
-        <w:t xml:space="preserve"> </w:t>
-      </w:r>
-      <w:r>
-        <w:rPr>
-          <w:rStyle w:val="VerbatimChar"/>
-        </w:rPr>
-        <w:t xml:space="preserve">LockoutThreshold</w:t>
-      </w:r>
-      <w:r>
-        <w:t xml:space="preserve"> </w:t>
-      </w:r>
-      <w:r>
-        <w:t xml:space="preserve">is 10 or more</w:t>
+        <w:t xml:space="preserve">☐ Account lockout threshold is between 1 and 10 invalid attempts</w:t>
       </w:r>
     </w:p>
     <w:p>
@@ -8455,7 +8621,7 @@
         <w:pStyle w:val="FirstParagraph"/>
       </w:pPr>
       <w:r>
-        <w:t xml:space="preserve">A 6-character password with no complexity and no lockout can be brute-forced in seconds. IA.L1-3.5.2 requires authentication that actually resists common attacks.</w:t>
+        <w:t xml:space="preserve">A 6-character password with no complexity and no lockout can be brute-forced in seconds. IA.L1-3.5.2 requires authentication that actually resists common attacks — on every system in scope, not just the domain.</w:t>
       </w:r>
     </w:p>
     <w:p>
@@ -8563,7 +8729,7 @@
       <w:pPr>
         <w:numPr>
           <w:ilvl w:val="0"/>
-          <w:numId w:val="1044"/>
+          <w:numId w:val="1045"/>
         </w:numPr>
         <w:pStyle w:val="Compact"/>
       </w:pPr>
@@ -8584,7 +8750,7 @@
       <w:pPr>
         <w:numPr>
           <w:ilvl w:val="0"/>
-          <w:numId w:val="1044"/>
+          <w:numId w:val="1045"/>
         </w:numPr>
         <w:pStyle w:val="Compact"/>
       </w:pPr>
@@ -8606,7 +8772,7 @@
       <w:pPr>
         <w:numPr>
           <w:ilvl w:val="0"/>
-          <w:numId w:val="1045"/>
+          <w:numId w:val="1046"/>
         </w:numPr>
       </w:pPr>
       <w:r>
@@ -8799,7 +8965,7 @@
       <w:pPr>
         <w:numPr>
           <w:ilvl w:val="0"/>
-          <w:numId w:val="1045"/>
+          <w:numId w:val="1046"/>
         </w:numPr>
       </w:pPr>
       <w:r>
@@ -8861,7 +9027,7 @@
       <w:pPr>
         <w:numPr>
           <w:ilvl w:val="0"/>
-          <w:numId w:val="1045"/>
+          <w:numId w:val="1046"/>
         </w:numPr>
       </w:pPr>
       <w:r>
@@ -8963,7 +9129,7 @@
       <w:pPr>
         <w:numPr>
           <w:ilvl w:val="0"/>
-          <w:numId w:val="1046"/>
+          <w:numId w:val="1047"/>
         </w:numPr>
         <w:pStyle w:val="Compact"/>
       </w:pPr>
@@ -8999,7 +9165,7 @@
       <w:pPr>
         <w:numPr>
           <w:ilvl w:val="0"/>
-          <w:numId w:val="1046"/>
+          <w:numId w:val="1047"/>
         </w:numPr>
         <w:pStyle w:val="Compact"/>
       </w:pPr>
@@ -9163,7 +9329,7 @@
       <w:pPr>
         <w:numPr>
           <w:ilvl w:val="0"/>
-          <w:numId w:val="1047"/>
+          <w:numId w:val="1048"/>
         </w:numPr>
         <w:pStyle w:val="Compact"/>
       </w:pPr>
@@ -9175,7 +9341,7 @@
       <w:pPr>
         <w:numPr>
           <w:ilvl w:val="0"/>
-          <w:numId w:val="1047"/>
+          <w:numId w:val="1048"/>
         </w:numPr>
         <w:pStyle w:val="Compact"/>
       </w:pPr>
@@ -9187,7 +9353,7 @@
       <w:pPr>
         <w:numPr>
           <w:ilvl w:val="0"/>
-          <w:numId w:val="1047"/>
+          <w:numId w:val="1048"/>
         </w:numPr>
         <w:pStyle w:val="Compact"/>
       </w:pPr>
@@ -9209,7 +9375,7 @@
       <w:pPr>
         <w:numPr>
           <w:ilvl w:val="0"/>
-          <w:numId w:val="1048"/>
+          <w:numId w:val="1049"/>
         </w:numPr>
       </w:pPr>
       <w:r>
@@ -9238,7 +9404,7 @@
       <w:pPr>
         <w:numPr>
           <w:ilvl w:val="0"/>
-          <w:numId w:val="1048"/>
+          <w:numId w:val="1049"/>
         </w:numPr>
       </w:pPr>
       <w:r>
@@ -9386,7 +9552,7 @@
       <w:pPr>
         <w:numPr>
           <w:ilvl w:val="0"/>
-          <w:numId w:val="1048"/>
+          <w:numId w:val="1049"/>
         </w:numPr>
       </w:pPr>
       <w:r>
@@ -9488,7 +9654,7 @@
       <w:pPr>
         <w:numPr>
           <w:ilvl w:val="0"/>
-          <w:numId w:val="1049"/>
+          <w:numId w:val="1050"/>
         </w:numPr>
         <w:pStyle w:val="Compact"/>
       </w:pPr>
@@ -9515,7 +9681,7 @@
       <w:pPr>
         <w:numPr>
           <w:ilvl w:val="0"/>
-          <w:numId w:val="1049"/>
+          <w:numId w:val="1050"/>
         </w:numPr>
         <w:pStyle w:val="Compact"/>
       </w:pPr>
@@ -9667,7 +9833,7 @@
       <w:pPr>
         <w:numPr>
           <w:ilvl w:val="0"/>
-          <w:numId w:val="1050"/>
+          <w:numId w:val="1051"/>
         </w:numPr>
         <w:pStyle w:val="Compact"/>
       </w:pPr>
@@ -9679,7 +9845,7 @@
       <w:pPr>
         <w:numPr>
           <w:ilvl w:val="0"/>
-          <w:numId w:val="1050"/>
+          <w:numId w:val="1051"/>
         </w:numPr>
         <w:pStyle w:val="Compact"/>
       </w:pPr>
@@ -9691,7 +9857,7 @@
       <w:pPr>
         <w:numPr>
           <w:ilvl w:val="0"/>
-          <w:numId w:val="1050"/>
+          <w:numId w:val="1051"/>
         </w:numPr>
         <w:pStyle w:val="Compact"/>
       </w:pPr>
@@ -9713,7 +9879,7 @@
       <w:pPr>
         <w:numPr>
           <w:ilvl w:val="0"/>
-          <w:numId w:val="1051"/>
+          <w:numId w:val="1052"/>
         </w:numPr>
       </w:pPr>
       <w:r>
@@ -9736,158 +9902,332 @@
       <w:pPr>
         <w:numPr>
           <w:ilvl w:val="1"/>
+          <w:numId w:val="1053"/>
+        </w:numPr>
+        <w:pStyle w:val="Compact"/>
+      </w:pPr>
+      <w:r>
+        <w:t xml:space="preserve">The</w:t>
+      </w:r>
+      <w:r>
+        <w:t xml:space="preserve"> </w:t>
+      </w:r>
+      <w:r>
+        <w:rPr>
+          <w:rStyle w:val="VerbatimChar"/>
+        </w:rPr>
+        <w:t xml:space="preserve">[HIGH]</w:t>
+      </w:r>
+      <w:r>
+        <w:t xml:space="preserve"> </w:t>
+      </w:r>
+      <w:r>
+        <w:t xml:space="preserve">finding is SNMP community string</w:t>
+      </w:r>
+      <w:r>
+        <w:t xml:space="preserve"> </w:t>
+      </w:r>
+      <w:r>
+        <w:rPr>
+          <w:rStyle w:val="VerbatimChar"/>
+        </w:rPr>
+        <w:t xml:space="preserve">public</w:t>
+      </w:r>
+      <w:r>
+        <w:t xml:space="preserve"> </w:t>
+      </w:r>
+      <w:r>
+        <w:t xml:space="preserve">on</w:t>
+      </w:r>
+      <w:r>
+        <w:t xml:space="preserve"> </w:t>
+      </w:r>
+      <w:r>
+        <w:rPr>
+          <w:b/>
+        </w:rPr>
+        <w:t xml:space="preserve">10.50.1.30 (PRINT-P01)</w:t>
+      </w:r>
+      <w:r>
+        <w:t xml:space="preserve">, port 161/udp</w:t>
+      </w:r>
+    </w:p>
+    <w:p>
+      <w:pPr>
+        <w:numPr>
+          <w:ilvl w:val="0"/>
           <w:numId w:val="1052"/>
         </w:numPr>
+      </w:pPr>
+      <w:r>
+        <w:rPr>
+          <w:b/>
+        </w:rPr>
+        <w:t xml:space="preserve">Append the finding to</w:t>
+      </w:r>
+      <w:r>
+        <w:rPr>
+          <w:b/>
+        </w:rPr>
+        <w:t xml:space="preserve"> </w:t>
+      </w:r>
+      <w:r>
+        <w:rPr>
+          <w:rStyle w:val="VerbatimChar"/>
+          <w:b/>
+        </w:rPr>
+        <w:t xml:space="preserve">C:\CyberLab\PodXX\IA-Artifacts\Device_Config_Record.csv</w:t>
+      </w:r>
+      <w:r>
+        <w:rPr>
+          <w:b/>
+        </w:rPr>
+        <w:t xml:space="preserve">.</w:t>
+      </w:r>
+    </w:p>
+    <w:p>
+      <w:pPr>
+        <w:numPr>
+          <w:ilvl w:val="0"/>
+          <w:numId w:val="1000"/>
+        </w:numPr>
+        <w:pStyle w:val="BlockText"/>
+      </w:pPr>
+      <w:r>
+        <w:rPr>
+          <w:b/>
+        </w:rPr>
+        <w:t xml:space="preserve">Do not overwrite this file</w:t>
+      </w:r>
+      <w:r>
+        <w:t xml:space="preserve"> </w:t>
+      </w:r>
+      <w:r>
+        <w:t xml:space="preserve">— it still has to contain your M2-L2 rogue-device row (</w:t>
+      </w:r>
+      <w:r>
+        <w:rPr>
+          <w:rStyle w:val="VerbatimChar"/>
+        </w:rPr>
+        <w:t xml:space="preserve">AA-BB-CC-11-22-33</w:t>
+      </w:r>
+      <w:r>
+        <w:t xml:space="preserve"> </w:t>
+      </w:r>
+      <w:r>
+        <w:t xml:space="preserve">/</w:t>
+      </w:r>
+      <w:r>
+        <w:t xml:space="preserve"> </w:t>
+      </w:r>
+      <w:r>
+        <w:rPr>
+          <w:rStyle w:val="VerbatimChar"/>
+        </w:rPr>
+        <w:t xml:space="preserve">UNAUTHORIZED</w:t>
+      </w:r>
+      <w:r>
+        <w:t xml:space="preserve">) or M2-L2 will fail. Open it in Notepad and add a line at the end, for example:</w:t>
+      </w:r>
+    </w:p>
+    <w:p>
+      <w:pPr>
+        <w:numPr>
+          <w:ilvl w:val="0"/>
+          <w:numId w:val="1000"/>
+        </w:numPr>
+        <w:pStyle w:val="SourceCode"/>
+      </w:pPr>
+      <w:r>
+        <w:rPr>
+          <w:rStyle w:val="VerbatimChar"/>
+        </w:rPr>
+        <w:t xml:space="preserve">10.50.1.30,PRINT-P01,SNMP community string is 'public' (HIGH) - change to a complex value and restrict SNMP,OPEN,Network scan,From openvas_scan_report.txt</w:t>
+      </w:r>
+    </w:p>
+    <w:p>
+      <w:pPr>
+        <w:numPr>
+          <w:ilvl w:val="0"/>
+          <w:numId w:val="1000"/>
+        </w:numPr>
+      </w:pPr>
+      <w:r>
+        <w:t xml:space="preserve">Keeping both findings in one file is what the checker expects: the file must mention</w:t>
+      </w:r>
+      <w:r>
+        <w:t xml:space="preserve"> </w:t>
+      </w:r>
+      <w:r>
+        <w:rPr>
+          <w:rStyle w:val="VerbatimChar"/>
+        </w:rPr>
+        <w:t xml:space="preserve">SNMP</w:t>
+      </w:r>
+      <w:r>
+        <w:t xml:space="preserve"> </w:t>
+      </w:r>
+      <w:r>
+        <w:t xml:space="preserve">(M4-L2)</w:t>
+      </w:r>
+      <w:r>
+        <w:t xml:space="preserve"> </w:t>
+      </w:r>
+      <w:r>
+        <w:rPr>
+          <w:b/>
+        </w:rPr>
+        <w:t xml:space="preserve">and</w:t>
+      </w:r>
+      <w:r>
+        <w:t xml:space="preserve"> </w:t>
+      </w:r>
+      <w:r>
+        <w:t xml:space="preserve">the rogue MAC marked</w:t>
+      </w:r>
+      <w:r>
+        <w:t xml:space="preserve"> </w:t>
+      </w:r>
+      <w:r>
+        <w:rPr>
+          <w:rStyle w:val="VerbatimChar"/>
+        </w:rPr>
+        <w:t xml:space="preserve">UNAUTHORIZED</w:t>
+      </w:r>
+      <w:r>
+        <w:t xml:space="preserve"> </w:t>
+      </w:r>
+      <w:r>
+        <w:t xml:space="preserve">must still be in</w:t>
+      </w:r>
+      <w:r>
+        <w:t xml:space="preserve"> </w:t>
+      </w:r>
+      <w:r>
+        <w:rPr>
+          <w:rStyle w:val="VerbatimChar"/>
+        </w:rPr>
+        <w:t xml:space="preserve">Authorized_Device_List.csv</w:t>
+      </w:r>
+      <w:r>
+        <w:t xml:space="preserve"> </w:t>
+      </w:r>
+      <w:r>
+        <w:t xml:space="preserve">(M2-L2).</w:t>
+      </w:r>
+    </w:p>
+    <w:p>
+      <w:pPr>
+        <w:numPr>
+          <w:ilvl w:val="0"/>
+          <w:numId w:val="1052"/>
+        </w:numPr>
+      </w:pPr>
+      <w:r>
+        <w:rPr>
+          <w:b/>
+        </w:rPr>
+        <w:t xml:space="preserve">Add an SNMP clause</w:t>
+      </w:r>
+      <w:r>
+        <w:t xml:space="preserve"> </w:t>
+      </w:r>
+      <w:r>
+        <w:t xml:space="preserve">to</w:t>
+      </w:r>
+      <w:r>
+        <w:t xml:space="preserve"> </w:t>
+      </w:r>
+      <w:r>
+        <w:rPr>
+          <w:rStyle w:val="VerbatimChar"/>
+        </w:rPr>
+        <w:t xml:space="preserve">Hardening_Standard.txt</w:t>
+      </w:r>
+      <w:r>
+        <w:t xml:space="preserve"> </w:t>
+      </w:r>
+      <w:r>
+        <w:t xml:space="preserve">(good practice, and it reinforces M4-L1):</w:t>
+      </w:r>
+    </w:p>
+    <w:p>
+      <w:pPr>
+        <w:numPr>
+          <w:ilvl w:val="0"/>
+          <w:numId w:val="1000"/>
+        </w:numPr>
+        <w:pStyle w:val="SourceCode"/>
+      </w:pPr>
+      <w:r>
+        <w:rPr>
+          <w:rStyle w:val="VerbatimChar"/>
+        </w:rPr>
+        <w:t xml:space="preserve">7. SNMP CONFIGURATION</w:t>
+      </w:r>
+      <w:r>
+        <w:br/>
+      </w:r>
+      <w:r>
+        <w:rPr>
+          <w:rStyle w:val="VerbatimChar"/>
+        </w:rPr>
+        <w:t xml:space="preserve">   - Default SNMP community strings (public, private) must be changed on all</w:t>
+      </w:r>
+      <w:r>
+        <w:br/>
+      </w:r>
+      <w:r>
+        <w:rPr>
+          <w:rStyle w:val="VerbatimChar"/>
+        </w:rPr>
+        <w:t xml:space="preserve">     network devices. Use SNMPv3 with authentication and encryption where</w:t>
+      </w:r>
+      <w:r>
+        <w:br/>
+      </w:r>
+      <w:r>
+        <w:rPr>
+          <w:rStyle w:val="VerbatimChar"/>
+        </w:rPr>
+        <w:t xml:space="preserve">     supported. SNMP v1/v2c with default strings is a critical finding.</w:t>
+      </w:r>
+    </w:p>
+    <w:p>
+      <w:pPr>
+        <w:pStyle w:val="Heading4"/>
+      </w:pPr>
+      <w:bookmarkStart w:id="105" w:name="completion-criteria-10"/>
+      <w:r>
+        <w:t xml:space="preserve">Completion Criteria</w:t>
+      </w:r>
+      <w:bookmarkEnd w:id="105"/>
+    </w:p>
+    <w:p>
+      <w:pPr>
+        <w:numPr>
+          <w:ilvl w:val="0"/>
+          <w:numId w:val="1054"/>
+        </w:numPr>
         <w:pStyle w:val="Compact"/>
       </w:pPr>
       <w:r>
-        <w:t xml:space="preserve">The</w:t>
-      </w:r>
-      <w:r>
-        <w:t xml:space="preserve"> </w:t>
-      </w:r>
-      <w:r>
-        <w:rPr>
-          <w:rStyle w:val="VerbatimChar"/>
-        </w:rPr>
-        <w:t xml:space="preserve">[HIGH]</w:t>
-      </w:r>
-      <w:r>
-        <w:t xml:space="preserve"> </w:t>
-      </w:r>
-      <w:r>
-        <w:t xml:space="preserve">finding is SNMP community string</w:t>
-      </w:r>
-      <w:r>
-        <w:t xml:space="preserve"> </w:t>
-      </w:r>
-      <w:r>
-        <w:rPr>
-          <w:rStyle w:val="VerbatimChar"/>
-        </w:rPr>
-        <w:t xml:space="preserve">public</w:t>
-      </w:r>
-      <w:r>
-        <w:t xml:space="preserve"> </w:t>
-      </w:r>
-      <w:r>
-        <w:t xml:space="preserve">on</w:t>
-      </w:r>
-      <w:r>
-        <w:t xml:space="preserve"> </w:t>
-      </w:r>
-      <w:r>
-        <w:rPr>
-          <w:b/>
-        </w:rPr>
-        <w:t xml:space="preserve">10.50.1.30 (PRINT-P01)</w:t>
-      </w:r>
-      <w:r>
-        <w:t xml:space="preserve">, port 161/udp</w:t>
-      </w:r>
-    </w:p>
-    <w:p>
-      <w:pPr>
-        <w:numPr>
-          <w:ilvl w:val="0"/>
-          <w:numId w:val="1051"/>
-        </w:numPr>
-      </w:pPr>
-      <w:r>
-        <w:rPr>
-          <w:b/>
-        </w:rPr>
-        <w:t xml:space="preserve">Append the finding to</w:t>
-      </w:r>
-      <w:r>
-        <w:rPr>
-          <w:b/>
-        </w:rPr>
-        <w:t xml:space="preserve"> </w:t>
-      </w:r>
-      <w:r>
-        <w:rPr>
-          <w:rStyle w:val="VerbatimChar"/>
-          <w:b/>
-        </w:rPr>
-        <w:t xml:space="preserve">C:\CyberLab\PodXX\IA-Artifacts\Device_Config_Record.csv</w:t>
-      </w:r>
-      <w:r>
-        <w:rPr>
-          <w:b/>
-        </w:rPr>
-        <w:t xml:space="preserve">.</w:t>
-      </w:r>
-    </w:p>
-    <w:p>
-      <w:pPr>
-        <w:numPr>
-          <w:ilvl w:val="0"/>
-          <w:numId w:val="1000"/>
-        </w:numPr>
-        <w:pStyle w:val="BlockText"/>
-      </w:pPr>
-      <w:r>
-        <w:rPr>
-          <w:b/>
-        </w:rPr>
-        <w:t xml:space="preserve">Do not overwrite this file</w:t>
-      </w:r>
-      <w:r>
-        <w:t xml:space="preserve"> </w:t>
-      </w:r>
-      <w:r>
-        <w:t xml:space="preserve">— it still has to contain your M2-L2 rogue-device row (</w:t>
-      </w:r>
-      <w:r>
-        <w:rPr>
-          <w:rStyle w:val="VerbatimChar"/>
-        </w:rPr>
-        <w:t xml:space="preserve">AA-BB-CC-11-22-33</w:t>
-      </w:r>
-      <w:r>
-        <w:t xml:space="preserve"> </w:t>
-      </w:r>
-      <w:r>
-        <w:t xml:space="preserve">/</w:t>
-      </w:r>
-      <w:r>
-        <w:t xml:space="preserve"> </w:t>
-      </w:r>
-      <w:r>
-        <w:rPr>
-          <w:rStyle w:val="VerbatimChar"/>
-        </w:rPr>
-        <w:t xml:space="preserve">UNAUTHORIZED</w:t>
-      </w:r>
-      <w:r>
-        <w:t xml:space="preserve">) or M2-L2 will fail. Open it in Notepad and add a line at the end, for example:</w:t>
-      </w:r>
-    </w:p>
-    <w:p>
-      <w:pPr>
-        <w:numPr>
-          <w:ilvl w:val="0"/>
-          <w:numId w:val="1000"/>
-        </w:numPr>
-        <w:pStyle w:val="SourceCode"/>
-      </w:pPr>
-      <w:r>
-        <w:rPr>
-          <w:rStyle w:val="VerbatimChar"/>
-        </w:rPr>
-        <w:t xml:space="preserve">10.50.1.30,PRINT-P01,SNMP community string is 'public' (HIGH) - change to a complex value and restrict SNMP,OPEN,Network scan,From openvas_scan_report.txt</w:t>
-      </w:r>
-    </w:p>
-    <w:p>
-      <w:pPr>
-        <w:numPr>
-          <w:ilvl w:val="0"/>
-          <w:numId w:val="1000"/>
-        </w:numPr>
-      </w:pPr>
-      <w:r>
-        <w:t xml:space="preserve">Keeping both findings in one file is what the checker expects: the file must mention</w:t>
+        <w:t xml:space="preserve">☐</w:t>
+      </w:r>
+      <w:r>
+        <w:t xml:space="preserve"> </w:t>
+      </w:r>
+      <w:r>
+        <w:rPr>
+          <w:rStyle w:val="VerbatimChar"/>
+        </w:rPr>
+        <w:t xml:space="preserve">Device_Config_Record.csv</w:t>
+      </w:r>
+      <w:r>
+        <w:t xml:space="preserve"> </w:t>
+      </w:r>
+      <w:r>
+        <w:t xml:space="preserve">mentions</w:t>
       </w:r>
       <w:r>
         <w:t xml:space="preserve"> </w:t>
@@ -9898,186 +10238,12 @@
         </w:rPr>
         <w:t xml:space="preserve">SNMP</w:t>
       </w:r>
-      <w:r>
-        <w:t xml:space="preserve"> </w:t>
-      </w:r>
-      <w:r>
-        <w:t xml:space="preserve">(M4-L2)</w:t>
-      </w:r>
-      <w:r>
-        <w:t xml:space="preserve"> </w:t>
-      </w:r>
-      <w:r>
-        <w:rPr>
-          <w:b/>
-        </w:rPr>
-        <w:t xml:space="preserve">and</w:t>
-      </w:r>
-      <w:r>
-        <w:t xml:space="preserve"> </w:t>
-      </w:r>
-      <w:r>
-        <w:t xml:space="preserve">the rogue MAC marked</w:t>
-      </w:r>
-      <w:r>
-        <w:t xml:space="preserve"> </w:t>
-      </w:r>
-      <w:r>
-        <w:rPr>
-          <w:rStyle w:val="VerbatimChar"/>
-        </w:rPr>
-        <w:t xml:space="preserve">UNAUTHORIZED</w:t>
-      </w:r>
-      <w:r>
-        <w:t xml:space="preserve"> </w:t>
-      </w:r>
-      <w:r>
-        <w:t xml:space="preserve">must still be in</w:t>
-      </w:r>
-      <w:r>
-        <w:t xml:space="preserve"> </w:t>
-      </w:r>
-      <w:r>
-        <w:rPr>
-          <w:rStyle w:val="VerbatimChar"/>
-        </w:rPr>
-        <w:t xml:space="preserve">Authorized_Device_List.csv</w:t>
-      </w:r>
-      <w:r>
-        <w:t xml:space="preserve"> </w:t>
-      </w:r>
-      <w:r>
-        <w:t xml:space="preserve">(M2-L2).</w:t>
-      </w:r>
-    </w:p>
-    <w:p>
-      <w:pPr>
-        <w:numPr>
-          <w:ilvl w:val="0"/>
-          <w:numId w:val="1051"/>
-        </w:numPr>
-      </w:pPr>
-      <w:r>
-        <w:rPr>
-          <w:b/>
-        </w:rPr>
-        <w:t xml:space="preserve">Add an SNMP clause</w:t>
-      </w:r>
-      <w:r>
-        <w:t xml:space="preserve"> </w:t>
-      </w:r>
-      <w:r>
-        <w:t xml:space="preserve">to</w:t>
-      </w:r>
-      <w:r>
-        <w:t xml:space="preserve"> </w:t>
-      </w:r>
-      <w:r>
-        <w:rPr>
-          <w:rStyle w:val="VerbatimChar"/>
-        </w:rPr>
-        <w:t xml:space="preserve">Hardening_Standard.txt</w:t>
-      </w:r>
-      <w:r>
-        <w:t xml:space="preserve"> </w:t>
-      </w:r>
-      <w:r>
-        <w:t xml:space="preserve">(good practice, and it reinforces M4-L1):</w:t>
-      </w:r>
-    </w:p>
-    <w:p>
-      <w:pPr>
-        <w:numPr>
-          <w:ilvl w:val="0"/>
-          <w:numId w:val="1000"/>
-        </w:numPr>
-        <w:pStyle w:val="SourceCode"/>
-      </w:pPr>
-      <w:r>
-        <w:rPr>
-          <w:rStyle w:val="VerbatimChar"/>
-        </w:rPr>
-        <w:t xml:space="preserve">7. SNMP CONFIGURATION</w:t>
-      </w:r>
-      <w:r>
-        <w:br/>
-      </w:r>
-      <w:r>
-        <w:rPr>
-          <w:rStyle w:val="VerbatimChar"/>
-        </w:rPr>
-        <w:t xml:space="preserve">   - Default SNMP community strings (public, private) must be changed on all</w:t>
-      </w:r>
-      <w:r>
-        <w:br/>
-      </w:r>
-      <w:r>
-        <w:rPr>
-          <w:rStyle w:val="VerbatimChar"/>
-        </w:rPr>
-        <w:t xml:space="preserve">     network devices. Use SNMPv3 with authentication and encryption where</w:t>
-      </w:r>
-      <w:r>
-        <w:br/>
-      </w:r>
-      <w:r>
-        <w:rPr>
-          <w:rStyle w:val="VerbatimChar"/>
-        </w:rPr>
-        <w:t xml:space="preserve">     supported. SNMP v1/v2c with default strings is a critical finding.</w:t>
-      </w:r>
-    </w:p>
-    <w:p>
-      <w:pPr>
-        <w:pStyle w:val="Heading4"/>
-      </w:pPr>
-      <w:bookmarkStart w:id="105" w:name="completion-criteria-10"/>
-      <w:r>
-        <w:t xml:space="preserve">Completion Criteria</w:t>
-      </w:r>
-      <w:bookmarkEnd w:id="105"/>
-    </w:p>
-    <w:p>
-      <w:pPr>
-        <w:numPr>
-          <w:ilvl w:val="0"/>
-          <w:numId w:val="1053"/>
-        </w:numPr>
-        <w:pStyle w:val="Compact"/>
-      </w:pPr>
-      <w:r>
-        <w:t xml:space="preserve">☐</w:t>
-      </w:r>
-      <w:r>
-        <w:t xml:space="preserve"> </w:t>
-      </w:r>
-      <w:r>
-        <w:rPr>
-          <w:rStyle w:val="VerbatimChar"/>
-        </w:rPr>
-        <w:t xml:space="preserve">Device_Config_Record.csv</w:t>
-      </w:r>
-      <w:r>
-        <w:t xml:space="preserve"> </w:t>
-      </w:r>
-      <w:r>
-        <w:t xml:space="preserve">mentions</w:t>
-      </w:r>
-      <w:r>
-        <w:t xml:space="preserve"> </w:t>
-      </w:r>
-      <w:r>
-        <w:rPr>
-          <w:rStyle w:val="VerbatimChar"/>
-        </w:rPr>
-        <w:t xml:space="preserve">SNMP</w:t>
-      </w:r>
-    </w:p>
-    <w:p>
-      <w:pPr>
-        <w:numPr>
-          <w:ilvl w:val="0"/>
-          <w:numId w:val="1053"/>
+    </w:p>
+    <w:p>
+      <w:pPr>
+        <w:numPr>
+          <w:ilvl w:val="0"/>
+          <w:numId w:val="1054"/>
         </w:numPr>
         <w:pStyle w:val="Compact"/>
       </w:pPr>
@@ -10232,7 +10398,7 @@
       <w:pPr>
         <w:numPr>
           <w:ilvl w:val="0"/>
-          <w:numId w:val="1054"/>
+          <w:numId w:val="1055"/>
         </w:numPr>
         <w:pStyle w:val="Compact"/>
       </w:pPr>
@@ -10244,7 +10410,7 @@
       <w:pPr>
         <w:numPr>
           <w:ilvl w:val="0"/>
-          <w:numId w:val="1054"/>
+          <w:numId w:val="1055"/>
         </w:numPr>
         <w:pStyle w:val="Compact"/>
       </w:pPr>
@@ -10256,7 +10422,7 @@
       <w:pPr>
         <w:numPr>
           <w:ilvl w:val="0"/>
-          <w:numId w:val="1054"/>
+          <w:numId w:val="1055"/>
         </w:numPr>
         <w:pStyle w:val="Compact"/>
       </w:pPr>
@@ -10278,7 +10444,7 @@
       <w:pPr>
         <w:numPr>
           <w:ilvl w:val="0"/>
-          <w:numId w:val="1055"/>
+          <w:numId w:val="1056"/>
         </w:numPr>
       </w:pPr>
       <w:r>
@@ -10425,7 +10591,7 @@
       <w:pPr>
         <w:numPr>
           <w:ilvl w:val="0"/>
-          <w:numId w:val="1055"/>
+          <w:numId w:val="1056"/>
         </w:numPr>
       </w:pPr>
       <w:r>
@@ -10489,7 +10655,7 @@
       <w:pPr>
         <w:numPr>
           <w:ilvl w:val="0"/>
-          <w:numId w:val="1055"/>
+          <w:numId w:val="1056"/>
         </w:numPr>
       </w:pPr>
       <w:r>
@@ -10624,7 +10790,7 @@
       <w:pPr>
         <w:numPr>
           <w:ilvl w:val="0"/>
-          <w:numId w:val="1056"/>
+          <w:numId w:val="1057"/>
         </w:numPr>
         <w:pStyle w:val="Compact"/>
       </w:pPr>
@@ -10660,7 +10826,7 @@
       <w:pPr>
         <w:numPr>
           <w:ilvl w:val="0"/>
-          <w:numId w:val="1056"/>
+          <w:numId w:val="1057"/>
         </w:numPr>
         <w:pStyle w:val="Compact"/>
       </w:pPr>
@@ -10696,7 +10862,7 @@
       <w:pPr>
         <w:numPr>
           <w:ilvl w:val="0"/>
-          <w:numId w:val="1056"/>
+          <w:numId w:val="1057"/>
         </w:numPr>
         <w:pStyle w:val="Compact"/>
       </w:pPr>
@@ -10738,7 +10904,7 @@
       <w:pPr>
         <w:numPr>
           <w:ilvl w:val="0"/>
-          <w:numId w:val="1056"/>
+          <w:numId w:val="1057"/>
         </w:numPr>
         <w:pStyle w:val="Compact"/>
       </w:pPr>
@@ -11478,7 +11644,7 @@
       <w:pPr>
         <w:numPr>
           <w:ilvl w:val="0"/>
-          <w:numId w:val="1057"/>
+          <w:numId w:val="1058"/>
         </w:numPr>
         <w:pStyle w:val="Compact"/>
       </w:pPr>
@@ -11508,7 +11674,7 @@
       <w:pPr>
         <w:numPr>
           <w:ilvl w:val="0"/>
-          <w:numId w:val="1057"/>
+          <w:numId w:val="1058"/>
         </w:numPr>
         <w:pStyle w:val="Compact"/>
       </w:pPr>
@@ -11563,7 +11729,7 @@
       <w:pPr>
         <w:numPr>
           <w:ilvl w:val="0"/>
-          <w:numId w:val="1057"/>
+          <w:numId w:val="1058"/>
         </w:numPr>
         <w:pStyle w:val="Compact"/>
       </w:pPr>
@@ -11617,7 +11783,7 @@
       <w:pPr>
         <w:numPr>
           <w:ilvl w:val="0"/>
-          <w:numId w:val="1057"/>
+          <w:numId w:val="1058"/>
         </w:numPr>
         <w:pStyle w:val="Compact"/>
       </w:pPr>
@@ -11638,7 +11804,7 @@
       <w:pPr>
         <w:numPr>
           <w:ilvl w:val="0"/>
-          <w:numId w:val="1057"/>
+          <w:numId w:val="1058"/>
         </w:numPr>
         <w:pStyle w:val="Compact"/>
       </w:pPr>
@@ -11669,7 +11835,7 @@
       <w:pPr>
         <w:numPr>
           <w:ilvl w:val="0"/>
-          <w:numId w:val="1058"/>
+          <w:numId w:val="1059"/>
         </w:numPr>
         <w:pStyle w:val="Compact"/>
       </w:pPr>
@@ -11714,7 +11880,7 @@
       <w:pPr>
         <w:numPr>
           <w:ilvl w:val="0"/>
-          <w:numId w:val="1058"/>
+          <w:numId w:val="1059"/>
         </w:numPr>
         <w:pStyle w:val="Compact"/>
       </w:pPr>
@@ -11735,7 +11901,7 @@
       <w:pPr>
         <w:numPr>
           <w:ilvl w:val="0"/>
-          <w:numId w:val="1058"/>
+          <w:numId w:val="1059"/>
         </w:numPr>
         <w:pStyle w:val="Compact"/>
       </w:pPr>
@@ -11771,7 +11937,7 @@
       <w:pPr>
         <w:numPr>
           <w:ilvl w:val="0"/>
-          <w:numId w:val="1058"/>
+          <w:numId w:val="1059"/>
         </w:numPr>
         <w:pStyle w:val="Compact"/>
       </w:pPr>
@@ -11792,7 +11958,7 @@
       <w:pPr>
         <w:numPr>
           <w:ilvl w:val="0"/>
-          <w:numId w:val="1058"/>
+          <w:numId w:val="1059"/>
         </w:numPr>
         <w:pStyle w:val="Compact"/>
       </w:pPr>
@@ -14014,34 +14180,7 @@
     <w:abstractNumId w:val="991"/>
   </w:num>
   <w:num w:numId="1044">
-    <w:abstractNumId w:val="99211"/>
-    <w:lvlOverride w:ilvl="0">
-      <w:startOverride w:val="1"/>
-    </w:lvlOverride>
-    <w:lvlOverride w:ilvl="1">
-      <w:startOverride w:val="1"/>
-    </w:lvlOverride>
-    <w:lvlOverride w:ilvl="2">
-      <w:startOverride w:val="1"/>
-    </w:lvlOverride>
-    <w:lvlOverride w:ilvl="3">
-      <w:startOverride w:val="1"/>
-    </w:lvlOverride>
-    <w:lvlOverride w:ilvl="4">
-      <w:startOverride w:val="1"/>
-    </w:lvlOverride>
-    <w:lvlOverride w:ilvl="5">
-      <w:startOverride w:val="1"/>
-    </w:lvlOverride>
-    <w:lvlOverride w:ilvl="6">
-      <w:startOverride w:val="1"/>
-    </w:lvlOverride>
-    <w:lvlOverride w:ilvl="7">
-      <w:startOverride w:val="1"/>
-    </w:lvlOverride>
-    <w:lvlOverride w:ilvl="8">
-      <w:startOverride w:val="1"/>
-    </w:lvlOverride>
+    <w:abstractNumId w:val="991"/>
   </w:num>
   <w:num w:numId="1045">
     <w:abstractNumId w:val="99211"/>
@@ -14074,37 +14213,37 @@
     </w:lvlOverride>
   </w:num>
   <w:num w:numId="1046">
-    <w:abstractNumId w:val="991"/>
+    <w:abstractNumId w:val="99211"/>
+    <w:lvlOverride w:ilvl="0">
+      <w:startOverride w:val="1"/>
+    </w:lvlOverride>
+    <w:lvlOverride w:ilvl="1">
+      <w:startOverride w:val="1"/>
+    </w:lvlOverride>
+    <w:lvlOverride w:ilvl="2">
+      <w:startOverride w:val="1"/>
+    </w:lvlOverride>
+    <w:lvlOverride w:ilvl="3">
+      <w:startOverride w:val="1"/>
+    </w:lvlOverride>
+    <w:lvlOverride w:ilvl="4">
+      <w:startOverride w:val="1"/>
+    </w:lvlOverride>
+    <w:lvlOverride w:ilvl="5">
+      <w:startOverride w:val="1"/>
+    </w:lvlOverride>
+    <w:lvlOverride w:ilvl="6">
+      <w:startOverride w:val="1"/>
+    </w:lvlOverride>
+    <w:lvlOverride w:ilvl="7">
+      <w:startOverride w:val="1"/>
+    </w:lvlOverride>
+    <w:lvlOverride w:ilvl="8">
+      <w:startOverride w:val="1"/>
+    </w:lvlOverride>
   </w:num>
   <w:num w:numId="1047">
-    <w:abstractNumId w:val="99211"/>
-    <w:lvlOverride w:ilvl="0">
-      <w:startOverride w:val="1"/>
-    </w:lvlOverride>
-    <w:lvlOverride w:ilvl="1">
-      <w:startOverride w:val="1"/>
-    </w:lvlOverride>
-    <w:lvlOverride w:ilvl="2">
-      <w:startOverride w:val="1"/>
-    </w:lvlOverride>
-    <w:lvlOverride w:ilvl="3">
-      <w:startOverride w:val="1"/>
-    </w:lvlOverride>
-    <w:lvlOverride w:ilvl="4">
-      <w:startOverride w:val="1"/>
-    </w:lvlOverride>
-    <w:lvlOverride w:ilvl="5">
-      <w:startOverride w:val="1"/>
-    </w:lvlOverride>
-    <w:lvlOverride w:ilvl="6">
-      <w:startOverride w:val="1"/>
-    </w:lvlOverride>
-    <w:lvlOverride w:ilvl="7">
-      <w:startOverride w:val="1"/>
-    </w:lvlOverride>
-    <w:lvlOverride w:ilvl="8">
-      <w:startOverride w:val="1"/>
-    </w:lvlOverride>
+    <w:abstractNumId w:val="991"/>
   </w:num>
   <w:num w:numId="1048">
     <w:abstractNumId w:val="99211"/>
@@ -14137,37 +14276,37 @@
     </w:lvlOverride>
   </w:num>
   <w:num w:numId="1049">
-    <w:abstractNumId w:val="991"/>
+    <w:abstractNumId w:val="99211"/>
+    <w:lvlOverride w:ilvl="0">
+      <w:startOverride w:val="1"/>
+    </w:lvlOverride>
+    <w:lvlOverride w:ilvl="1">
+      <w:startOverride w:val="1"/>
+    </w:lvlOverride>
+    <w:lvlOverride w:ilvl="2">
+      <w:startOverride w:val="1"/>
+    </w:lvlOverride>
+    <w:lvlOverride w:ilvl="3">
+      <w:startOverride w:val="1"/>
+    </w:lvlOverride>
+    <w:lvlOverride w:ilvl="4">
+      <w:startOverride w:val="1"/>
+    </w:lvlOverride>
+    <w:lvlOverride w:ilvl="5">
+      <w:startOverride w:val="1"/>
+    </w:lvlOverride>
+    <w:lvlOverride w:ilvl="6">
+      <w:startOverride w:val="1"/>
+    </w:lvlOverride>
+    <w:lvlOverride w:ilvl="7">
+      <w:startOverride w:val="1"/>
+    </w:lvlOverride>
+    <w:lvlOverride w:ilvl="8">
+      <w:startOverride w:val="1"/>
+    </w:lvlOverride>
   </w:num>
   <w:num w:numId="1050">
-    <w:abstractNumId w:val="99211"/>
-    <w:lvlOverride w:ilvl="0">
-      <w:startOverride w:val="1"/>
-    </w:lvlOverride>
-    <w:lvlOverride w:ilvl="1">
-      <w:startOverride w:val="1"/>
-    </w:lvlOverride>
-    <w:lvlOverride w:ilvl="2">
-      <w:startOverride w:val="1"/>
-    </w:lvlOverride>
-    <w:lvlOverride w:ilvl="3">
-      <w:startOverride w:val="1"/>
-    </w:lvlOverride>
-    <w:lvlOverride w:ilvl="4">
-      <w:startOverride w:val="1"/>
-    </w:lvlOverride>
-    <w:lvlOverride w:ilvl="5">
-      <w:startOverride w:val="1"/>
-    </w:lvlOverride>
-    <w:lvlOverride w:ilvl="6">
-      <w:startOverride w:val="1"/>
-    </w:lvlOverride>
-    <w:lvlOverride w:ilvl="7">
-      <w:startOverride w:val="1"/>
-    </w:lvlOverride>
-    <w:lvlOverride w:ilvl="8">
-      <w:startOverride w:val="1"/>
-    </w:lvlOverride>
+    <w:abstractNumId w:val="991"/>
   </w:num>
   <w:num w:numId="1051">
     <w:abstractNumId w:val="99211"/>
@@ -14200,40 +14339,40 @@
     </w:lvlOverride>
   </w:num>
   <w:num w:numId="1052">
-    <w:abstractNumId w:val="991"/>
+    <w:abstractNumId w:val="99211"/>
+    <w:lvlOverride w:ilvl="0">
+      <w:startOverride w:val="1"/>
+    </w:lvlOverride>
+    <w:lvlOverride w:ilvl="1">
+      <w:startOverride w:val="1"/>
+    </w:lvlOverride>
+    <w:lvlOverride w:ilvl="2">
+      <w:startOverride w:val="1"/>
+    </w:lvlOverride>
+    <w:lvlOverride w:ilvl="3">
+      <w:startOverride w:val="1"/>
+    </w:lvlOverride>
+    <w:lvlOverride w:ilvl="4">
+      <w:startOverride w:val="1"/>
+    </w:lvlOverride>
+    <w:lvlOverride w:ilvl="5">
+      <w:startOverride w:val="1"/>
+    </w:lvlOverride>
+    <w:lvlOverride w:ilvl="6">
+      <w:startOverride w:val="1"/>
+    </w:lvlOverride>
+    <w:lvlOverride w:ilvl="7">
+      <w:startOverride w:val="1"/>
+    </w:lvlOverride>
+    <w:lvlOverride w:ilvl="8">
+      <w:startOverride w:val="1"/>
+    </w:lvlOverride>
   </w:num>
   <w:num w:numId="1053">
     <w:abstractNumId w:val="991"/>
   </w:num>
   <w:num w:numId="1054">
-    <w:abstractNumId w:val="99211"/>
-    <w:lvlOverride w:ilvl="0">
-      <w:startOverride w:val="1"/>
-    </w:lvlOverride>
-    <w:lvlOverride w:ilvl="1">
-      <w:startOverride w:val="1"/>
-    </w:lvlOverride>
-    <w:lvlOverride w:ilvl="2">
-      <w:startOverride w:val="1"/>
-    </w:lvlOverride>
-    <w:lvlOverride w:ilvl="3">
-      <w:startOverride w:val="1"/>
-    </w:lvlOverride>
-    <w:lvlOverride w:ilvl="4">
-      <w:startOverride w:val="1"/>
-    </w:lvlOverride>
-    <w:lvlOverride w:ilvl="5">
-      <w:startOverride w:val="1"/>
-    </w:lvlOverride>
-    <w:lvlOverride w:ilvl="6">
-      <w:startOverride w:val="1"/>
-    </w:lvlOverride>
-    <w:lvlOverride w:ilvl="7">
-      <w:startOverride w:val="1"/>
-    </w:lvlOverride>
-    <w:lvlOverride w:ilvl="8">
-      <w:startOverride w:val="1"/>
-    </w:lvlOverride>
+    <w:abstractNumId w:val="991"/>
   </w:num>
   <w:num w:numId="1055">
     <w:abstractNumId w:val="99211"/>
@@ -14266,12 +14405,42 @@
     </w:lvlOverride>
   </w:num>
   <w:num w:numId="1056">
-    <w:abstractNumId w:val="991"/>
+    <w:abstractNumId w:val="99211"/>
+    <w:lvlOverride w:ilvl="0">
+      <w:startOverride w:val="1"/>
+    </w:lvlOverride>
+    <w:lvlOverride w:ilvl="1">
+      <w:startOverride w:val="1"/>
+    </w:lvlOverride>
+    <w:lvlOverride w:ilvl="2">
+      <w:startOverride w:val="1"/>
+    </w:lvlOverride>
+    <w:lvlOverride w:ilvl="3">
+      <w:startOverride w:val="1"/>
+    </w:lvlOverride>
+    <w:lvlOverride w:ilvl="4">
+      <w:startOverride w:val="1"/>
+    </w:lvlOverride>
+    <w:lvlOverride w:ilvl="5">
+      <w:startOverride w:val="1"/>
+    </w:lvlOverride>
+    <w:lvlOverride w:ilvl="6">
+      <w:startOverride w:val="1"/>
+    </w:lvlOverride>
+    <w:lvlOverride w:ilvl="7">
+      <w:startOverride w:val="1"/>
+    </w:lvlOverride>
+    <w:lvlOverride w:ilvl="8">
+      <w:startOverride w:val="1"/>
+    </w:lvlOverride>
   </w:num>
   <w:num w:numId="1057">
     <w:abstractNumId w:val="991"/>
   </w:num>
   <w:num w:numId="1058">
+    <w:abstractNumId w:val="991"/>
+  </w:num>
+  <w:num w:numId="1059">
     <w:abstractNumId w:val="991"/>
   </w:num>
 </w:numbering>

--- a/docs/IA-Lab-Completion-Guide.docx
+++ b/docs/IA-Lab-Completion-Guide.docx
@@ -43,7 +43,7 @@
         <w:pStyle w:val="FirstParagraph"/>
       </w:pPr>
       <w:r>
-        <w:t xml:space="preserve">This guide provides step-by-step instructions for completing all 12 Identification &amp; Authentication labs. Each lab presents a real-world identity management problem that you must find and fix using tools on the domain controller: Active Directory Users and Computers (ADUC), PowerShell, Task Scheduler, and file-based evidence artifacts.</w:t>
+        <w:t xml:space="preserve">This guide provides step-by-step instructions for completing all 12 Identification &amp; Authentication labs. Each lab presents a real-world identity management problem that you must find and fix using tools on your pod server: Active Directory Users and Computers (ADUC), PowerShell, Task Scheduler, and file-based evidence artifacts.</w:t>
       </w:r>
     </w:p>
     <w:p>
@@ -345,7 +345,33 @@
         <w:t xml:space="preserve"> </w:t>
       </w:r>
       <w:r>
-        <w:t xml:space="preserve">(your instructor will provide your username and password)</w:t>
+        <w:t xml:space="preserve">— your username and lab password are shown in the portal at</w:t>
+      </w:r>
+      <w:r>
+        <w:t xml:space="preserve"> </w:t>
+      </w:r>
+      <w:hyperlink r:id="rId24">
+        <w:r>
+          <w:rPr>
+            <w:rStyle w:val="Hyperlink"/>
+          </w:rPr>
+          <w:t xml:space="preserve">https://my.digitalrcc.com</w:t>
+        </w:r>
+      </w:hyperlink>
+      <w:r>
+        <w:t xml:space="preserve"> </w:t>
+      </w:r>
+      <w:r>
+        <w:t xml:space="preserve">under</w:t>
+      </w:r>
+      <w:r>
+        <w:t xml:space="preserve"> </w:t>
+      </w:r>
+      <w:r>
+        <w:rPr>
+          <w:b/>
+        </w:rPr>
+        <w:t xml:space="preserve">Start Here → Lab Access</w:t>
       </w:r>
     </w:p>
     <w:p>
@@ -415,27 +441,27 @@
       <w:pPr>
         <w:pStyle w:val="Heading3"/>
       </w:pPr>
-      <w:bookmarkStart w:id="24" w:name="what-you-will-be-doing"/>
+      <w:bookmarkStart w:id="25" w:name="what-you-will-be-doing"/>
       <w:r>
         <w:t xml:space="preserve">What You Will Be Doing</w:t>
       </w:r>
-      <w:bookmarkEnd w:id="24"/>
+      <w:bookmarkEnd w:id="25"/>
     </w:p>
     <w:p>
       <w:pPr>
         <w:pStyle w:val="FirstParagraph"/>
       </w:pPr>
       <w:r>
-        <w:t xml:space="preserve">You will work on a</w:t>
-      </w:r>
-      <w:r>
-        <w:t xml:space="preserve"> </w:t>
-      </w:r>
-      <w:r>
-        <w:rPr>
-          <w:b/>
-        </w:rPr>
-        <w:t xml:space="preserve">Windows Server domain controller</w:t>
+        <w:t xml:space="preserve">You will work on your own</w:t>
+      </w:r>
+      <w:r>
+        <w:t xml:space="preserve"> </w:t>
+      </w:r>
+      <w:r>
+        <w:rPr>
+          <w:b/>
+        </w:rPr>
+        <w:t xml:space="preserve">Windows Server pod server</w:t>
       </w:r>
       <w:r>
         <w:t xml:space="preserve"> </w:t>
@@ -532,11 +558,11 @@
       <w:pPr>
         <w:pStyle w:val="Heading3"/>
       </w:pPr>
-      <w:bookmarkStart w:id="25" w:name="cmmc-context"/>
+      <w:bookmarkStart w:id="26" w:name="cmmc-context"/>
       <w:r>
         <w:t xml:space="preserve">CMMC Context</w:t>
       </w:r>
-      <w:bookmarkEnd w:id="25"/>
+      <w:bookmarkEnd w:id="26"/>
     </w:p>
     <w:p>
       <w:pPr>
@@ -614,11 +640,11 @@
       <w:pPr>
         <w:pStyle w:val="Heading2"/>
       </w:pPr>
-      <w:bookmarkStart w:id="26" w:name="how-to-connect-to-the-lab-environment"/>
+      <w:bookmarkStart w:id="27" w:name="how-to-connect-to-the-lab-environment"/>
       <w:r>
         <w:t xml:space="preserve">How to Connect to the Lab Environment</w:t>
       </w:r>
-      <w:bookmarkEnd w:id="26"/>
+      <w:bookmarkEnd w:id="27"/>
     </w:p>
     <w:p>
       <w:pPr>
@@ -647,11 +673,11 @@
       <w:pPr>
         <w:pStyle w:val="Heading3"/>
       </w:pPr>
-      <w:bookmarkStart w:id="27" w:name="step-1-open-the-guacamole-gateway"/>
+      <w:bookmarkStart w:id="28" w:name="step-1-open-the-guacamole-gateway"/>
       <w:r>
         <w:t xml:space="preserve">Step 1: Open the Guacamole Gateway</w:t>
       </w:r>
-      <w:bookmarkEnd w:id="27"/>
+      <w:bookmarkEnd w:id="28"/>
     </w:p>
     <w:p>
       <w:pPr>
@@ -679,7 +705,7 @@
       <w:r>
         <w:t xml:space="preserve"> </w:t>
       </w:r>
-      <w:hyperlink r:id="rId28">
+      <w:hyperlink r:id="rId29">
         <w:r>
           <w:rPr>
             <w:rStyle w:val="Hyperlink"/>
@@ -705,11 +731,11 @@
       <w:pPr>
         <w:pStyle w:val="Heading3"/>
       </w:pPr>
-      <w:bookmarkStart w:id="29" w:name="Xe90d7d5e4efae25eb475e9742c935b4a645a514"/>
+      <w:bookmarkStart w:id="30" w:name="Xe90d7d5e4efae25eb475e9742c935b4a645a514"/>
       <w:r>
         <w:t xml:space="preserve">Step 2: Log In with Your Student Credentials</w:t>
       </w:r>
-      <w:bookmarkEnd w:id="29"/>
+      <w:bookmarkEnd w:id="30"/>
     </w:p>
     <w:p>
       <w:pPr>
@@ -840,7 +866,57 @@
         <w:t xml:space="preserve"> </w:t>
       </w:r>
       <w:r>
-        <w:t xml:space="preserve">(provided by your instructor)</w:t>
+        <w:t xml:space="preserve">— sign in to the portal at</w:t>
+      </w:r>
+      <w:r>
+        <w:t xml:space="preserve"> </w:t>
+      </w:r>
+      <w:hyperlink r:id="rId24">
+        <w:r>
+          <w:rPr>
+            <w:rStyle w:val="Hyperlink"/>
+          </w:rPr>
+          <w:t xml:space="preserve">https://my.digitalrcc.com</w:t>
+        </w:r>
+      </w:hyperlink>
+      <w:r>
+        <w:t xml:space="preserve">, open</w:t>
+      </w:r>
+      <w:r>
+        <w:t xml:space="preserve"> </w:t>
+      </w:r>
+      <w:r>
+        <w:rPr>
+          <w:b/>
+        </w:rPr>
+        <w:t xml:space="preserve">Start Here</w:t>
+      </w:r>
+      <w:r>
+        <w:t xml:space="preserve">, and under</w:t>
+      </w:r>
+      <w:r>
+        <w:t xml:space="preserve"> </w:t>
+      </w:r>
+      <w:r>
+        <w:rPr>
+          <w:b/>
+        </w:rPr>
+        <w:t xml:space="preserve">Lab Access</w:t>
+      </w:r>
+      <w:r>
+        <w:t xml:space="preserve"> </w:t>
+      </w:r>
+      <w:r>
+        <w:t xml:space="preserve">click</w:t>
+      </w:r>
+      <w:r>
+        <w:t xml:space="preserve"> </w:t>
+      </w:r>
+      <w:r>
+        <w:rPr>
+          <w:b/>
+        </w:rPr>
+        <w:t xml:space="preserve">Show my lab password</w:t>
       </w:r>
     </w:p>
     <w:p>
@@ -868,11 +944,11 @@
       <w:pPr>
         <w:pStyle w:val="Heading3"/>
       </w:pPr>
-      <w:bookmarkStart w:id="30" w:name="step-3-connect-to-the-domain-controller"/>
-      <w:r>
-        <w:t xml:space="preserve">Step 3: Connect to the Domain Controller</w:t>
-      </w:r>
-      <w:bookmarkEnd w:id="30"/>
+      <w:bookmarkStart w:id="31" w:name="step-3-connect-to-your-pod-server"/>
+      <w:r>
+        <w:t xml:space="preserve">Step 3: Connect to Your Pod Server</w:t>
+      </w:r>
+      <w:bookmarkEnd w:id="31"/>
     </w:p>
     <w:tbl>
       <w:tblPr>
@@ -932,7 +1008,7 @@
               <w:rPr>
                 <w:b/>
               </w:rPr>
-              <w:t xml:space="preserve">PODXX-DC</w:t>
+              <w:t xml:space="preserve">PODXX-SRV</w:t>
             </w:r>
           </w:p>
         </w:tc>
@@ -943,7 +1019,7 @@
               <w:jc w:val="left"/>
             </w:pPr>
             <w:r>
-              <w:t xml:space="preserve">Domain Controller —</w:t>
+              <w:t xml:space="preserve">Your pod server —</w:t>
             </w:r>
             <w:r>
               <w:t xml:space="preserve"> </w:t>
@@ -963,7 +1039,34 @@
         <w:pStyle w:val="BodyText"/>
       </w:pPr>
       <w:r>
-        <w:t xml:space="preserve">This is the only connection you get: every IA lab is done on this desktop.</w:t>
+        <w:t xml:space="preserve">This is the only connection you get: every IA lab is done on this desktop. The</w:t>
+      </w:r>
+      <w:r>
+        <w:t xml:space="preserve"> </w:t>
+      </w:r>
+      <w:r>
+        <w:t xml:space="preserve">server is joined to the</w:t>
+      </w:r>
+      <w:r>
+        <w:t xml:space="preserve"> </w:t>
+      </w:r>
+      <w:r>
+        <w:rPr>
+          <w:rStyle w:val="VerbatimChar"/>
+        </w:rPr>
+        <w:t xml:space="preserve">acs-p01.local</w:t>
+      </w:r>
+      <w:r>
+        <w:t xml:space="preserve"> </w:t>
+      </w:r>
+      <w:r>
+        <w:t xml:space="preserve">domain and carries the Active Directory</w:t>
+      </w:r>
+      <w:r>
+        <w:t xml:space="preserve"> </w:t>
+      </w:r>
+      <w:r>
+        <w:t xml:space="preserve">management tools, so you never sign in to a domain controller.</w:t>
       </w:r>
     </w:p>
     <w:p>
@@ -984,7 +1087,7 @@
         <w:rPr>
           <w:b/>
         </w:rPr>
-        <w:t xml:space="preserve">PODXX-DC</w:t>
+        <w:t xml:space="preserve">PODXX-SRV</w:t>
       </w:r>
       <w:r>
         <w:t xml:space="preserve"> </w:t>
@@ -999,7 +1102,7 @@
         <w:rPr>
           <w:b/>
         </w:rPr>
-        <w:t xml:space="preserve">POD03-DC</w:t>
+        <w:t xml:space="preserve">POD03-SRV</w:t>
       </w:r>
       <w:r>
         <w:t xml:space="preserve">)</w:t>
@@ -1065,11 +1168,11 @@
       <w:pPr>
         <w:pStyle w:val="Heading3"/>
       </w:pPr>
-      <w:bookmarkStart w:id="31" w:name="step-4-check-your-lab-progress"/>
+      <w:bookmarkStart w:id="32" w:name="step-4-check-your-lab-progress"/>
       <w:r>
         <w:t xml:space="preserve">Step 4: Check Your Lab Progress</w:t>
       </w:r>
-      <w:bookmarkEnd w:id="31"/>
+      <w:bookmarkEnd w:id="32"/>
     </w:p>
     <w:p>
       <w:pPr>
@@ -1107,7 +1210,7 @@
       <w:r>
         <w:t xml:space="preserve"> </w:t>
       </w:r>
-      <w:hyperlink r:id="rId32">
+      <w:hyperlink r:id="rId33">
         <w:r>
           <w:rPr>
             <w:rStyle w:val="Hyperlink"/>
@@ -1134,11 +1237,11 @@
       <w:pPr>
         <w:pStyle w:val="Heading2"/>
       </w:pPr>
-      <w:bookmarkStart w:id="33" w:name="how-to-open-your-tools"/>
+      <w:bookmarkStart w:id="34" w:name="how-to-open-your-tools"/>
       <w:r>
         <w:t xml:space="preserve">How to Open Your Tools</w:t>
       </w:r>
-      <w:bookmarkEnd w:id="33"/>
+      <w:bookmarkEnd w:id="34"/>
     </w:p>
     <w:p>
       <w:pPr>
@@ -1283,7 +1386,7 @@
         <w:t xml:space="preserve"> </w:t>
       </w:r>
       <w:r>
-        <w:t xml:space="preserve">are deliberately not administrators of the shared domain controller, so that</w:t>
+        <w:t xml:space="preserve">are deliberately not domain administrators, so that</w:t>
       </w:r>
       <w:r>
         <w:t xml:space="preserve"> </w:t>
@@ -1596,11 +1699,11 @@
       <w:pPr>
         <w:pStyle w:val="Heading2"/>
       </w:pPr>
-      <w:bookmarkStart w:id="34" w:name="understanding-your-pod"/>
+      <w:bookmarkStart w:id="35" w:name="understanding-your-pod"/>
       <w:r>
         <w:t xml:space="preserve">Understanding Your Pod</w:t>
       </w:r>
-      <w:bookmarkEnd w:id="34"/>
+      <w:bookmarkEnd w:id="35"/>
     </w:p>
     <w:p>
       <w:pPr>
@@ -2021,11 +2124,11 @@
       <w:pPr>
         <w:pStyle w:val="Heading3"/>
       </w:pPr>
-      <w:bookmarkStart w:id="35" w:name="your-ou-structure-in-aduc"/>
+      <w:bookmarkStart w:id="36" w:name="your-ou-structure-in-aduc"/>
       <w:r>
         <w:t xml:space="preserve">Your OU Structure in ADUC</w:t>
       </w:r>
-      <w:bookmarkEnd w:id="35"/>
+      <w:bookmarkEnd w:id="36"/>
     </w:p>
     <w:p>
       <w:pPr>
@@ -2210,11 +2313,11 @@
       <w:pPr>
         <w:pStyle w:val="Heading2"/>
       </w:pPr>
-      <w:bookmarkStart w:id="36" w:name="key-paths-and-locations"/>
+      <w:bookmarkStart w:id="37" w:name="key-paths-and-locations"/>
       <w:r>
         <w:t xml:space="preserve">Key Paths and Locations</w:t>
       </w:r>
-      <w:bookmarkEnd w:id="36"/>
+      <w:bookmarkEnd w:id="37"/>
     </w:p>
     <w:p>
       <w:pPr>
@@ -2236,7 +2339,7 @@
         <w:t xml:space="preserve"> </w:t>
       </w:r>
       <w:r>
-        <w:t xml:space="preserve">on the domain controller (replace XX with your pod number):</w:t>
+        <w:t xml:space="preserve">on your pod server (replace XX with your pod number):</w:t>
       </w:r>
     </w:p>
     <w:tbl>
@@ -2624,11 +2727,11 @@
       <w:pPr>
         <w:pStyle w:val="Heading2"/>
       </w:pPr>
-      <w:bookmarkStart w:id="37" w:name="module-1-user-identification"/>
+      <w:bookmarkStart w:id="38" w:name="module-1-user-identification"/>
       <w:r>
         <w:t xml:space="preserve">Module 1: User Identification</w:t>
       </w:r>
-      <w:bookmarkEnd w:id="37"/>
+      <w:bookmarkEnd w:id="38"/>
     </w:p>
     <w:p>
       <w:pPr>
@@ -2642,11 +2745,11 @@
       <w:pPr>
         <w:pStyle w:val="Heading3"/>
       </w:pPr>
-      <w:bookmarkStart w:id="38" w:name="lab-m1-l1--shared-reception-account"/>
+      <w:bookmarkStart w:id="39" w:name="lab-m1-l1--shared-reception-account"/>
       <w:r>
         <w:t xml:space="preserve">Lab M1-L1 — Shared Reception Account</w:t>
       </w:r>
-      <w:bookmarkEnd w:id="38"/>
+      <w:bookmarkEnd w:id="39"/>
     </w:p>
     <w:p>
       <w:pPr>
@@ -2699,11 +2802,11 @@
       <w:pPr>
         <w:pStyle w:val="Heading4"/>
       </w:pPr>
-      <w:bookmarkStart w:id="39" w:name="scenario"/>
+      <w:bookmarkStart w:id="40" w:name="scenario"/>
       <w:r>
         <w:t xml:space="preserve">Scenario</w:t>
       </w:r>
-      <w:bookmarkEnd w:id="39"/>
+      <w:bookmarkEnd w:id="40"/>
     </w:p>
     <w:p>
       <w:pPr>
@@ -2729,11 +2832,11 @@
       <w:pPr>
         <w:pStyle w:val="Heading4"/>
       </w:pPr>
-      <w:bookmarkStart w:id="40" w:name="your-task"/>
+      <w:bookmarkStart w:id="41" w:name="your-task"/>
       <w:r>
         <w:t xml:space="preserve">Your Task</w:t>
       </w:r>
-      <w:bookmarkEnd w:id="40"/>
+      <w:bookmarkEnd w:id="41"/>
     </w:p>
     <w:p>
       <w:pPr>
@@ -2775,11 +2878,11 @@
       <w:pPr>
         <w:pStyle w:val="Heading4"/>
       </w:pPr>
-      <w:bookmarkStart w:id="41" w:name="steps"/>
+      <w:bookmarkStart w:id="42" w:name="steps"/>
       <w:r>
         <w:t xml:space="preserve">Steps</w:t>
       </w:r>
-      <w:bookmarkEnd w:id="41"/>
+      <w:bookmarkEnd w:id="42"/>
     </w:p>
     <w:p>
       <w:pPr>
@@ -3303,11 +3406,11 @@
       <w:pPr>
         <w:pStyle w:val="Heading4"/>
       </w:pPr>
-      <w:bookmarkStart w:id="42" w:name="completion-criteria"/>
+      <w:bookmarkStart w:id="43" w:name="completion-criteria"/>
       <w:r>
         <w:t xml:space="preserve">Completion Criteria</w:t>
       </w:r>
-      <w:bookmarkEnd w:id="42"/>
+      <w:bookmarkEnd w:id="43"/>
     </w:p>
     <w:p>
       <w:pPr>
@@ -3430,11 +3533,11 @@
       <w:pPr>
         <w:pStyle w:val="Heading4"/>
       </w:pPr>
-      <w:bookmarkStart w:id="43" w:name="why-this-matters"/>
+      <w:bookmarkStart w:id="44" w:name="why-this-matters"/>
       <w:r>
         <w:t xml:space="preserve">Why This Matters</w:t>
       </w:r>
-      <w:bookmarkEnd w:id="43"/>
+      <w:bookmarkEnd w:id="44"/>
     </w:p>
     <w:p>
       <w:pPr>
@@ -3455,11 +3558,11 @@
       <w:pPr>
         <w:pStyle w:val="Heading3"/>
       </w:pPr>
-      <w:bookmarkStart w:id="44" w:name="X1aba6d3fd032bfb10b025dc68e4cba00a1ad7f6"/>
+      <w:bookmarkStart w:id="45" w:name="X1aba6d3fd032bfb10b025dc68e4cba00a1ad7f6"/>
       <w:r>
         <w:t xml:space="preserve">Lab M1-L2 — Zombie Account (Terminated User Still Enabled)</w:t>
       </w:r>
-      <w:bookmarkEnd w:id="44"/>
+      <w:bookmarkEnd w:id="45"/>
     </w:p>
     <w:p>
       <w:pPr>
@@ -3512,11 +3615,11 @@
       <w:pPr>
         <w:pStyle w:val="Heading4"/>
       </w:pPr>
-      <w:bookmarkStart w:id="45" w:name="scenario-1"/>
+      <w:bookmarkStart w:id="46" w:name="scenario-1"/>
       <w:r>
         <w:t xml:space="preserve">Scenario</w:t>
       </w:r>
-      <w:bookmarkEnd w:id="45"/>
+      <w:bookmarkEnd w:id="46"/>
     </w:p>
     <w:p>
       <w:pPr>
@@ -3545,11 +3648,11 @@
       <w:pPr>
         <w:pStyle w:val="Heading4"/>
       </w:pPr>
-      <w:bookmarkStart w:id="46" w:name="your-task-1"/>
+      <w:bookmarkStart w:id="47" w:name="your-task-1"/>
       <w:r>
         <w:t xml:space="preserve">Your Task</w:t>
       </w:r>
-      <w:bookmarkEnd w:id="46"/>
+      <w:bookmarkEnd w:id="47"/>
     </w:p>
     <w:p>
       <w:pPr>
@@ -3606,11 +3709,11 @@
       <w:pPr>
         <w:pStyle w:val="Heading4"/>
       </w:pPr>
-      <w:bookmarkStart w:id="47" w:name="steps-1"/>
+      <w:bookmarkStart w:id="48" w:name="steps-1"/>
       <w:r>
         <w:t xml:space="preserve">Steps</w:t>
       </w:r>
-      <w:bookmarkEnd w:id="47"/>
+      <w:bookmarkEnd w:id="48"/>
     </w:p>
     <w:p>
       <w:pPr>
@@ -4230,11 +4333,11 @@
       <w:pPr>
         <w:pStyle w:val="Heading4"/>
       </w:pPr>
-      <w:bookmarkStart w:id="48" w:name="completion-criteria-1"/>
+      <w:bookmarkStart w:id="49" w:name="completion-criteria-1"/>
       <w:r>
         <w:t xml:space="preserve">Completion Criteria</w:t>
       </w:r>
-      <w:bookmarkEnd w:id="48"/>
+      <w:bookmarkEnd w:id="49"/>
     </w:p>
     <w:p>
       <w:pPr>
@@ -4315,11 +4418,11 @@
       <w:pPr>
         <w:pStyle w:val="Heading4"/>
       </w:pPr>
-      <w:bookmarkStart w:id="49" w:name="why-this-matters-1"/>
+      <w:bookmarkStart w:id="50" w:name="why-this-matters-1"/>
       <w:r>
         <w:t xml:space="preserve">Why This Matters</w:t>
       </w:r>
-      <w:bookmarkEnd w:id="49"/>
+      <w:bookmarkEnd w:id="50"/>
     </w:p>
     <w:p>
       <w:pPr>
@@ -4340,11 +4443,11 @@
       <w:pPr>
         <w:pStyle w:val="Heading3"/>
       </w:pPr>
-      <w:bookmarkStart w:id="50" w:name="lab-m1-l3--generic-accounts-present"/>
+      <w:bookmarkStart w:id="51" w:name="lab-m1-l3--generic-accounts-present"/>
       <w:r>
         <w:t xml:space="preserve">Lab M1-L3 — Generic Accounts Present</w:t>
       </w:r>
-      <w:bookmarkEnd w:id="50"/>
+      <w:bookmarkEnd w:id="51"/>
     </w:p>
     <w:p>
       <w:pPr>
@@ -4397,11 +4500,11 @@
       <w:pPr>
         <w:pStyle w:val="Heading4"/>
       </w:pPr>
-      <w:bookmarkStart w:id="51" w:name="scenario-2"/>
+      <w:bookmarkStart w:id="52" w:name="scenario-2"/>
       <w:r>
         <w:t xml:space="preserve">Scenario</w:t>
       </w:r>
-      <w:bookmarkEnd w:id="51"/>
+      <w:bookmarkEnd w:id="52"/>
     </w:p>
     <w:p>
       <w:pPr>
@@ -4451,11 +4554,11 @@
       <w:pPr>
         <w:pStyle w:val="Heading4"/>
       </w:pPr>
-      <w:bookmarkStart w:id="52" w:name="your-task-2"/>
+      <w:bookmarkStart w:id="53" w:name="your-task-2"/>
       <w:r>
         <w:t xml:space="preserve">Your Task</w:t>
       </w:r>
-      <w:bookmarkEnd w:id="52"/>
+      <w:bookmarkEnd w:id="53"/>
     </w:p>
     <w:p>
       <w:pPr>
@@ -4485,11 +4588,11 @@
       <w:pPr>
         <w:pStyle w:val="Heading4"/>
       </w:pPr>
-      <w:bookmarkStart w:id="53" w:name="steps-2"/>
+      <w:bookmarkStart w:id="54" w:name="steps-2"/>
       <w:r>
         <w:t xml:space="preserve">Steps</w:t>
       </w:r>
-      <w:bookmarkEnd w:id="53"/>
+      <w:bookmarkEnd w:id="54"/>
     </w:p>
     <w:p>
       <w:pPr>
@@ -4857,11 +4960,11 @@
       <w:pPr>
         <w:pStyle w:val="Heading4"/>
       </w:pPr>
-      <w:bookmarkStart w:id="54" w:name="completion-criteria-2"/>
+      <w:bookmarkStart w:id="55" w:name="completion-criteria-2"/>
       <w:r>
         <w:t xml:space="preserve">Completion Criteria</w:t>
       </w:r>
-      <w:bookmarkEnd w:id="54"/>
+      <w:bookmarkEnd w:id="55"/>
     </w:p>
     <w:p>
       <w:pPr>
@@ -4960,11 +5063,11 @@
       <w:pPr>
         <w:pStyle w:val="Heading4"/>
       </w:pPr>
-      <w:bookmarkStart w:id="55" w:name="why-this-matters-2"/>
+      <w:bookmarkStart w:id="56" w:name="why-this-matters-2"/>
       <w:r>
         <w:t xml:space="preserve">Why This Matters</w:t>
       </w:r>
-      <w:bookmarkEnd w:id="55"/>
+      <w:bookmarkEnd w:id="56"/>
     </w:p>
     <w:p>
       <w:pPr>
@@ -4985,11 +5088,11 @@
       <w:pPr>
         <w:pStyle w:val="Heading2"/>
       </w:pPr>
-      <w:bookmarkStart w:id="56" w:name="X09cb7f0c5115e92f002a6791d47b655b06d4f89"/>
+      <w:bookmarkStart w:id="57" w:name="X09cb7f0c5115e92f002a6791d47b655b06d4f89"/>
       <w:r>
         <w:t xml:space="preserve">Module 2: Non-Person Entity Identification</w:t>
       </w:r>
-      <w:bookmarkEnd w:id="56"/>
+      <w:bookmarkEnd w:id="57"/>
     </w:p>
     <w:p>
       <w:pPr>
@@ -5003,11 +5106,11 @@
       <w:pPr>
         <w:pStyle w:val="Heading3"/>
       </w:pPr>
-      <w:bookmarkStart w:id="57" w:name="X421054395fd6d2cb4f206e499439c8c742f329f"/>
+      <w:bookmarkStart w:id="58" w:name="X421054395fd6d2cb4f206e499439c8c742f329f"/>
       <w:r>
         <w:t xml:space="preserve">Lab M2-L1 — Scheduled Task Running as a Human Account</w:t>
       </w:r>
-      <w:bookmarkEnd w:id="57"/>
+      <w:bookmarkEnd w:id="58"/>
     </w:p>
     <w:p>
       <w:pPr>
@@ -5103,54 +5206,96 @@
         <w:t xml:space="preserve">pod server</w:t>
       </w:r>
       <w:r>
-        <w:t xml:space="preserve">, not on the domain controller, and you are a local administrator</w:t>
-      </w:r>
-      <w:r>
-        <w:t xml:space="preserve"> </w:t>
-      </w:r>
-      <w:r>
-        <w:t xml:space="preserve">there — so you make the change yourself and both steps below are graded. Open</w:t>
-      </w:r>
-      <w:r>
-        <w:t xml:space="preserve"> </w:t>
-      </w:r>
-      <w:r>
-        <w:t xml:space="preserve">Task Scheduler from an elevated session (right-click →</w:t>
-      </w:r>
-      <w:r>
-        <w:t xml:space="preserve"> </w:t>
-      </w:r>
-      <w:r>
-        <w:rPr>
-          <w:b/>
-        </w:rPr>
-        <w:t xml:space="preserve">Run as</w:t>
-      </w:r>
-      <w:r>
-        <w:rPr>
-          <w:b/>
-        </w:rPr>
-        <w:t xml:space="preserve"> </w:t>
-      </w:r>
-      <w:r>
-        <w:rPr>
-          <w:b/>
-        </w:rPr>
-        <w:t xml:space="preserve">administrator</w:t>
-      </w:r>
-      <w:r>
-        <w:t xml:space="preserve">) so Windows lets you save the task credential.</w:t>
+        <w:t xml:space="preserve">, where you are a local administrator — so you make the change</w:t>
+      </w:r>
+      <w:r>
+        <w:t xml:space="preserve"> </w:t>
+      </w:r>
+      <w:r>
+        <w:t xml:space="preserve">yourself and both steps below are graded. Open Task Scheduler from an elevated</w:t>
+      </w:r>
+      <w:r>
+        <w:t xml:space="preserve"> </w:t>
+      </w:r>
+      <w:r>
+        <w:t xml:space="preserve">session (right-click →</w:t>
+      </w:r>
+      <w:r>
+        <w:t xml:space="preserve"> </w:t>
+      </w:r>
+      <w:r>
+        <w:rPr>
+          <w:b/>
+        </w:rPr>
+        <w:t xml:space="preserve">Run as administrator</w:t>
+      </w:r>
+      <w:r>
+        <w:t xml:space="preserve">) so Windows lets you save the</w:t>
+      </w:r>
+      <w:r>
+        <w:t xml:space="preserve"> </w:t>
+      </w:r>
+      <w:r>
+        <w:t xml:space="preserve">task credential. In</w:t>
+      </w:r>
+      <w:r>
+        <w:t xml:space="preserve"> </w:t>
+      </w:r>
+      <w:r>
+        <w:rPr>
+          <w:b/>
+        </w:rPr>
+        <w:t xml:space="preserve">Change User or Group</w:t>
+      </w:r>
+      <w:r>
+        <w:t xml:space="preserve">, click</w:t>
+      </w:r>
+      <w:r>
+        <w:t xml:space="preserve"> </w:t>
+      </w:r>
+      <w:r>
+        <w:rPr>
+          <w:b/>
+        </w:rPr>
+        <w:t xml:space="preserve">Locations...</w:t>
+      </w:r>
+      <w:r>
+        <w:t xml:space="preserve"> </w:t>
+      </w:r>
+      <w:r>
+        <w:t xml:space="preserve">and pick</w:t>
+      </w:r>
+      <w:r>
+        <w:t xml:space="preserve"> </w:t>
+      </w:r>
+      <w:r>
+        <w:rPr>
+          <w:rStyle w:val="VerbatimChar"/>
+        </w:rPr>
+        <w:t xml:space="preserve">acs-p01.local</w:t>
+      </w:r>
+      <w:r>
+        <w:t xml:space="preserve"> </w:t>
+      </w:r>
+      <w:r>
+        <w:t xml:space="preserve">first: the dialog opens on PODXX-SRV, where a domain service</w:t>
+      </w:r>
+      <w:r>
+        <w:t xml:space="preserve"> </w:t>
+      </w:r>
+      <w:r>
+        <w:t xml:space="preserve">account cannot be found.</w:t>
       </w:r>
     </w:p>
     <w:p>
       <w:pPr>
         <w:pStyle w:val="Heading4"/>
       </w:pPr>
-      <w:bookmarkStart w:id="58" w:name="scenario-3"/>
+      <w:bookmarkStart w:id="59" w:name="scenario-3"/>
       <w:r>
         <w:t xml:space="preserve">Scenario</w:t>
       </w:r>
-      <w:bookmarkEnd w:id="58"/>
+      <w:bookmarkEnd w:id="59"/>
     </w:p>
     <w:p>
       <w:pPr>
@@ -5192,11 +5337,11 @@
       <w:pPr>
         <w:pStyle w:val="Heading4"/>
       </w:pPr>
-      <w:bookmarkStart w:id="59" w:name="your-task-3"/>
+      <w:bookmarkStart w:id="60" w:name="your-task-3"/>
       <w:r>
         <w:t xml:space="preserve">Your Task</w:t>
       </w:r>
-      <w:bookmarkEnd w:id="59"/>
+      <w:bookmarkEnd w:id="60"/>
     </w:p>
     <w:p>
       <w:pPr>
@@ -5235,11 +5380,11 @@
       <w:pPr>
         <w:pStyle w:val="Heading4"/>
       </w:pPr>
-      <w:bookmarkStart w:id="60" w:name="steps-3"/>
+      <w:bookmarkStart w:id="61" w:name="steps-3"/>
       <w:r>
         <w:t xml:space="preserve">Steps</w:t>
       </w:r>
-      <w:bookmarkEnd w:id="60"/>
+      <w:bookmarkEnd w:id="61"/>
     </w:p>
     <w:p>
       <w:pPr>
@@ -5805,11 +5950,11 @@
       <w:pPr>
         <w:pStyle w:val="Heading4"/>
       </w:pPr>
-      <w:bookmarkStart w:id="61" w:name="completion-criteria-3"/>
+      <w:bookmarkStart w:id="62" w:name="completion-criteria-3"/>
       <w:r>
         <w:t xml:space="preserve">Completion Criteria</w:t>
       </w:r>
-      <w:bookmarkEnd w:id="61"/>
+      <w:bookmarkEnd w:id="62"/>
     </w:p>
     <w:p>
       <w:pPr>
@@ -5890,11 +6035,11 @@
       <w:pPr>
         <w:pStyle w:val="Heading4"/>
       </w:pPr>
-      <w:bookmarkStart w:id="62" w:name="why-this-matters-3"/>
+      <w:bookmarkStart w:id="63" w:name="why-this-matters-3"/>
       <w:r>
         <w:t xml:space="preserve">Why This Matters</w:t>
       </w:r>
-      <w:bookmarkEnd w:id="62"/>
+      <w:bookmarkEnd w:id="63"/>
     </w:p>
     <w:p>
       <w:pPr>
@@ -5915,11 +6060,11 @@
       <w:pPr>
         <w:pStyle w:val="Heading3"/>
       </w:pPr>
-      <w:bookmarkStart w:id="63" w:name="lab-m2-l2--rogue-device-artifact"/>
+      <w:bookmarkStart w:id="64" w:name="lab-m2-l2--rogue-device-artifact"/>
       <w:r>
         <w:t xml:space="preserve">Lab M2-L2 — Rogue Device Artifact</w:t>
       </w:r>
-      <w:bookmarkEnd w:id="63"/>
+      <w:bookmarkEnd w:id="64"/>
     </w:p>
     <w:p>
       <w:pPr>
@@ -5972,11 +6117,11 @@
       <w:pPr>
         <w:pStyle w:val="Heading4"/>
       </w:pPr>
-      <w:bookmarkStart w:id="64" w:name="scenario-4"/>
+      <w:bookmarkStart w:id="65" w:name="scenario-4"/>
       <w:r>
         <w:t xml:space="preserve">Scenario</w:t>
       </w:r>
-      <w:bookmarkEnd w:id="64"/>
+      <w:bookmarkEnd w:id="65"/>
     </w:p>
     <w:p>
       <w:pPr>
@@ -6002,11 +6147,11 @@
       <w:pPr>
         <w:pStyle w:val="Heading4"/>
       </w:pPr>
-      <w:bookmarkStart w:id="65" w:name="your-task-4"/>
+      <w:bookmarkStart w:id="66" w:name="your-task-4"/>
       <w:r>
         <w:t xml:space="preserve">Your Task</w:t>
       </w:r>
-      <w:bookmarkEnd w:id="65"/>
+      <w:bookmarkEnd w:id="66"/>
     </w:p>
     <w:p>
       <w:pPr>
@@ -6057,11 +6202,11 @@
       <w:pPr>
         <w:pStyle w:val="Heading4"/>
       </w:pPr>
-      <w:bookmarkStart w:id="66" w:name="steps-4"/>
+      <w:bookmarkStart w:id="67" w:name="steps-4"/>
       <w:r>
         <w:t xml:space="preserve">Steps</w:t>
       </w:r>
-      <w:bookmarkEnd w:id="66"/>
+      <w:bookmarkEnd w:id="67"/>
     </w:p>
     <w:p>
       <w:pPr>
@@ -6355,11 +6500,11 @@
       <w:pPr>
         <w:pStyle w:val="Heading4"/>
       </w:pPr>
-      <w:bookmarkStart w:id="67" w:name="completion-criteria-4"/>
+      <w:bookmarkStart w:id="68" w:name="completion-criteria-4"/>
       <w:r>
         <w:t xml:space="preserve">Completion Criteria</w:t>
       </w:r>
-      <w:bookmarkEnd w:id="67"/>
+      <w:bookmarkEnd w:id="68"/>
     </w:p>
     <w:p>
       <w:pPr>
@@ -6452,11 +6597,11 @@
       <w:pPr>
         <w:pStyle w:val="Heading4"/>
       </w:pPr>
-      <w:bookmarkStart w:id="68" w:name="why-this-matters-4"/>
+      <w:bookmarkStart w:id="69" w:name="why-this-matters-4"/>
       <w:r>
         <w:t xml:space="preserve">Why This Matters</w:t>
       </w:r>
-      <w:bookmarkEnd w:id="68"/>
+      <w:bookmarkEnd w:id="69"/>
     </w:p>
     <w:p>
       <w:pPr>
@@ -6477,11 +6622,11 @@
       <w:pPr>
         <w:pStyle w:val="Heading3"/>
       </w:pPr>
-      <w:bookmarkStart w:id="69" w:name="Xb8e7ed7cf328d70254374b649fe41f185f6ad64"/>
+      <w:bookmarkStart w:id="70" w:name="Xb8e7ed7cf328d70254374b649fe41f185f6ad64"/>
       <w:r>
         <w:t xml:space="preserve">Lab M2-L3 — Service Account Matrix Required</w:t>
       </w:r>
-      <w:bookmarkEnd w:id="69"/>
+      <w:bookmarkEnd w:id="70"/>
     </w:p>
     <w:p>
       <w:pPr>
@@ -6534,11 +6679,11 @@
       <w:pPr>
         <w:pStyle w:val="Heading4"/>
       </w:pPr>
-      <w:bookmarkStart w:id="70" w:name="scenario-5"/>
+      <w:bookmarkStart w:id="71" w:name="scenario-5"/>
       <w:r>
         <w:t xml:space="preserve">Scenario</w:t>
       </w:r>
-      <w:bookmarkEnd w:id="70"/>
+      <w:bookmarkEnd w:id="71"/>
     </w:p>
     <w:p>
       <w:pPr>
@@ -6606,11 +6751,11 @@
       <w:pPr>
         <w:pStyle w:val="Heading4"/>
       </w:pPr>
-      <w:bookmarkStart w:id="71" w:name="your-task-5"/>
+      <w:bookmarkStart w:id="72" w:name="your-task-5"/>
       <w:r>
         <w:t xml:space="preserve">Your Task</w:t>
       </w:r>
-      <w:bookmarkEnd w:id="71"/>
+      <w:bookmarkEnd w:id="72"/>
     </w:p>
     <w:p>
       <w:pPr>
@@ -6640,11 +6785,11 @@
       <w:pPr>
         <w:pStyle w:val="Heading4"/>
       </w:pPr>
-      <w:bookmarkStart w:id="72" w:name="steps-5"/>
+      <w:bookmarkStart w:id="73" w:name="steps-5"/>
       <w:r>
         <w:t xml:space="preserve">Steps</w:t>
       </w:r>
-      <w:bookmarkEnd w:id="72"/>
+      <w:bookmarkEnd w:id="73"/>
     </w:p>
     <w:p>
       <w:pPr>
@@ -7006,11 +7151,11 @@
       <w:pPr>
         <w:pStyle w:val="Heading4"/>
       </w:pPr>
-      <w:bookmarkStart w:id="73" w:name="completion-criteria-5"/>
+      <w:bookmarkStart w:id="74" w:name="completion-criteria-5"/>
       <w:r>
         <w:t xml:space="preserve">Completion Criteria</w:t>
       </w:r>
-      <w:bookmarkEnd w:id="73"/>
+      <w:bookmarkEnd w:id="74"/>
     </w:p>
     <w:p>
       <w:pPr>
@@ -7117,11 +7262,11 @@
       <w:pPr>
         <w:pStyle w:val="Heading4"/>
       </w:pPr>
-      <w:bookmarkStart w:id="74" w:name="why-this-matters-5"/>
+      <w:bookmarkStart w:id="75" w:name="why-this-matters-5"/>
       <w:r>
         <w:t xml:space="preserve">Why This Matters</w:t>
       </w:r>
-      <w:bookmarkEnd w:id="74"/>
+      <w:bookmarkEnd w:id="75"/>
     </w:p>
     <w:p>
       <w:pPr>
@@ -7142,11 +7287,11 @@
       <w:pPr>
         <w:pStyle w:val="Heading2"/>
       </w:pPr>
-      <w:bookmarkStart w:id="75" w:name="module-3-user-authentication-management"/>
+      <w:bookmarkStart w:id="76" w:name="module-3-user-authentication-management"/>
       <w:r>
         <w:t xml:space="preserve">Module 3: User Authentication Management</w:t>
       </w:r>
-      <w:bookmarkEnd w:id="75"/>
+      <w:bookmarkEnd w:id="76"/>
     </w:p>
     <w:p>
       <w:pPr>
@@ -7160,11 +7305,11 @@
       <w:pPr>
         <w:pStyle w:val="Heading3"/>
       </w:pPr>
-      <w:bookmarkStart w:id="76" w:name="X7a1eb22d02461fd6f7ceb615775b8af920484d5"/>
+      <w:bookmarkStart w:id="77" w:name="X7a1eb22d02461fd6f7ceb615775b8af920484d5"/>
       <w:r>
         <w:t xml:space="preserve">Lab M3-L1 — Password Policy Report Missing</w:t>
       </w:r>
-      <w:bookmarkEnd w:id="76"/>
+      <w:bookmarkEnd w:id="77"/>
     </w:p>
     <w:p>
       <w:pPr>
@@ -7217,11 +7362,11 @@
       <w:pPr>
         <w:pStyle w:val="Heading4"/>
       </w:pPr>
-      <w:bookmarkStart w:id="77" w:name="scenario-6"/>
+      <w:bookmarkStart w:id="78" w:name="scenario-6"/>
       <w:r>
         <w:t xml:space="preserve">Scenario</w:t>
       </w:r>
-      <w:bookmarkEnd w:id="77"/>
+      <w:bookmarkEnd w:id="78"/>
     </w:p>
     <w:p>
       <w:pPr>
@@ -7235,11 +7380,11 @@
       <w:pPr>
         <w:pStyle w:val="Heading4"/>
       </w:pPr>
-      <w:bookmarkStart w:id="78" w:name="your-task-6"/>
+      <w:bookmarkStart w:id="79" w:name="your-task-6"/>
       <w:r>
         <w:t xml:space="preserve">Your Task</w:t>
       </w:r>
-      <w:bookmarkEnd w:id="78"/>
+      <w:bookmarkEnd w:id="79"/>
     </w:p>
     <w:p>
       <w:pPr>
@@ -7269,11 +7414,11 @@
       <w:pPr>
         <w:pStyle w:val="Heading4"/>
       </w:pPr>
-      <w:bookmarkStart w:id="79" w:name="steps-6"/>
+      <w:bookmarkStart w:id="80" w:name="steps-6"/>
       <w:r>
         <w:t xml:space="preserve">Steps</w:t>
       </w:r>
-      <w:bookmarkEnd w:id="79"/>
+      <w:bookmarkEnd w:id="80"/>
     </w:p>
     <w:p>
       <w:pPr>
@@ -7629,11 +7774,11 @@
       <w:pPr>
         <w:pStyle w:val="Heading4"/>
       </w:pPr>
-      <w:bookmarkStart w:id="80" w:name="completion-criteria-6"/>
+      <w:bookmarkStart w:id="81" w:name="completion-criteria-6"/>
       <w:r>
         <w:t xml:space="preserve">Completion Criteria</w:t>
       </w:r>
-      <w:bookmarkEnd w:id="80"/>
+      <w:bookmarkEnd w:id="81"/>
     </w:p>
     <w:p>
       <w:pPr>
@@ -7708,11 +7853,11 @@
       <w:pPr>
         <w:pStyle w:val="Heading4"/>
       </w:pPr>
-      <w:bookmarkStart w:id="81" w:name="why-this-matters-6"/>
+      <w:bookmarkStart w:id="82" w:name="why-this-matters-6"/>
       <w:r>
         <w:t xml:space="preserve">Why This Matters</w:t>
       </w:r>
-      <w:bookmarkEnd w:id="81"/>
+      <w:bookmarkEnd w:id="82"/>
     </w:p>
     <w:p>
       <w:pPr>
@@ -7733,11 +7878,11 @@
       <w:pPr>
         <w:pStyle w:val="Heading3"/>
       </w:pPr>
-      <w:bookmarkStart w:id="82" w:name="lab-m3-l2--weak-password-policy"/>
+      <w:bookmarkStart w:id="83" w:name="lab-m3-l2--weak-password-policy"/>
       <w:r>
         <w:t xml:space="preserve">Lab M3-L2 — Weak Password Policy</w:t>
       </w:r>
-      <w:bookmarkEnd w:id="82"/>
+      <w:bookmarkEnd w:id="83"/>
     </w:p>
     <w:p>
       <w:pPr>
@@ -7852,11 +7997,11 @@
       <w:pPr>
         <w:pStyle w:val="Heading4"/>
       </w:pPr>
-      <w:bookmarkStart w:id="83" w:name="scenario-7"/>
+      <w:bookmarkStart w:id="84" w:name="scenario-7"/>
       <w:r>
         <w:t xml:space="preserve">Scenario</w:t>
       </w:r>
-      <w:bookmarkEnd w:id="83"/>
+      <w:bookmarkEnd w:id="84"/>
     </w:p>
     <w:p>
       <w:pPr>
@@ -7870,11 +8015,11 @@
       <w:pPr>
         <w:pStyle w:val="Heading4"/>
       </w:pPr>
-      <w:bookmarkStart w:id="84" w:name="required-settings"/>
+      <w:bookmarkStart w:id="85" w:name="required-settings"/>
       <w:r>
         <w:t xml:space="preserve">Required Settings</w:t>
       </w:r>
-      <w:bookmarkEnd w:id="84"/>
+      <w:bookmarkEnd w:id="85"/>
     </w:p>
     <w:tbl>
       <w:tblPr>
@@ -8059,11 +8204,11 @@
       <w:pPr>
         <w:pStyle w:val="Heading4"/>
       </w:pPr>
-      <w:bookmarkStart w:id="85" w:name="steps-7"/>
+      <w:bookmarkStart w:id="86" w:name="steps-7"/>
       <w:r>
         <w:t xml:space="preserve">Steps</w:t>
       </w:r>
-      <w:bookmarkEnd w:id="85"/>
+      <w:bookmarkEnd w:id="86"/>
     </w:p>
     <w:p>
       <w:pPr>
@@ -8564,11 +8709,11 @@
       <w:pPr>
         <w:pStyle w:val="Heading4"/>
       </w:pPr>
-      <w:bookmarkStart w:id="86" w:name="completion-criteria-7"/>
+      <w:bookmarkStart w:id="87" w:name="completion-criteria-7"/>
       <w:r>
         <w:t xml:space="preserve">Completion Criteria</w:t>
       </w:r>
-      <w:bookmarkEnd w:id="86"/>
+      <w:bookmarkEnd w:id="87"/>
     </w:p>
     <w:p>
       <w:pPr>
@@ -8610,11 +8755,11 @@
       <w:pPr>
         <w:pStyle w:val="Heading4"/>
       </w:pPr>
-      <w:bookmarkStart w:id="87" w:name="why-this-matters-7"/>
+      <w:bookmarkStart w:id="88" w:name="why-this-matters-7"/>
       <w:r>
         <w:t xml:space="preserve">Why This Matters</w:t>
       </w:r>
-      <w:bookmarkEnd w:id="87"/>
+      <w:bookmarkEnd w:id="88"/>
     </w:p>
     <w:p>
       <w:pPr>
@@ -8635,11 +8780,11 @@
       <w:pPr>
         <w:pStyle w:val="Heading3"/>
       </w:pPr>
-      <w:bookmarkStart w:id="88" w:name="X0857f244403b94ac0323f1bc6013a4ab65bd45c"/>
+      <w:bookmarkStart w:id="89" w:name="X0857f244403b94ac0323f1bc6013a4ab65bd45c"/>
       <w:r>
         <w:t xml:space="preserve">Lab M3-L3 — User Must Change Password at Next Logon</w:t>
       </w:r>
-      <w:bookmarkEnd w:id="88"/>
+      <w:bookmarkEnd w:id="89"/>
     </w:p>
     <w:p>
       <w:pPr>
@@ -8692,11 +8837,11 @@
       <w:pPr>
         <w:pStyle w:val="Heading4"/>
       </w:pPr>
-      <w:bookmarkStart w:id="89" w:name="scenario-8"/>
+      <w:bookmarkStart w:id="90" w:name="scenario-8"/>
       <w:r>
         <w:t xml:space="preserve">Scenario</w:t>
       </w:r>
-      <w:bookmarkEnd w:id="89"/>
+      <w:bookmarkEnd w:id="90"/>
     </w:p>
     <w:p>
       <w:pPr>
@@ -8719,11 +8864,11 @@
       <w:pPr>
         <w:pStyle w:val="Heading4"/>
       </w:pPr>
-      <w:bookmarkStart w:id="90" w:name="your-task-7"/>
+      <w:bookmarkStart w:id="91" w:name="your-task-7"/>
       <w:r>
         <w:t xml:space="preserve">Your Task</w:t>
       </w:r>
-      <w:bookmarkEnd w:id="90"/>
+      <w:bookmarkEnd w:id="91"/>
     </w:p>
     <w:p>
       <w:pPr>
@@ -8762,11 +8907,11 @@
       <w:pPr>
         <w:pStyle w:val="Heading4"/>
       </w:pPr>
-      <w:bookmarkStart w:id="91" w:name="steps-8"/>
+      <w:bookmarkStart w:id="92" w:name="steps-8"/>
       <w:r>
         <w:t xml:space="preserve">Steps</w:t>
       </w:r>
-      <w:bookmarkEnd w:id="91"/>
+      <w:bookmarkEnd w:id="92"/>
     </w:p>
     <w:p>
       <w:pPr>
@@ -9119,11 +9264,11 @@
       <w:pPr>
         <w:pStyle w:val="Heading4"/>
       </w:pPr>
-      <w:bookmarkStart w:id="92" w:name="completion-criteria-8"/>
+      <w:bookmarkStart w:id="93" w:name="completion-criteria-8"/>
       <w:r>
         <w:t xml:space="preserve">Completion Criteria</w:t>
       </w:r>
-      <w:bookmarkEnd w:id="92"/>
+      <w:bookmarkEnd w:id="93"/>
     </w:p>
     <w:p>
       <w:pPr>
@@ -9192,11 +9337,11 @@
       <w:pPr>
         <w:pStyle w:val="Heading4"/>
       </w:pPr>
-      <w:bookmarkStart w:id="93" w:name="why-this-matters-8"/>
+      <w:bookmarkStart w:id="94" w:name="why-this-matters-8"/>
       <w:r>
         <w:t xml:space="preserve">Why This Matters</w:t>
       </w:r>
-      <w:bookmarkEnd w:id="93"/>
+      <w:bookmarkEnd w:id="94"/>
     </w:p>
     <w:p>
       <w:pPr>
@@ -9217,11 +9362,11 @@
       <w:pPr>
         <w:pStyle w:val="Heading2"/>
       </w:pPr>
-      <w:bookmarkStart w:id="94" w:name="X2e85ee003dcec24a219026bc547b080638e1cfa"/>
+      <w:bookmarkStart w:id="95" w:name="X2e85ee003dcec24a219026bc547b080638e1cfa"/>
       <w:r>
         <w:t xml:space="preserve">Module 4: Defaults &amp; Process Authentication</w:t>
       </w:r>
-      <w:bookmarkEnd w:id="94"/>
+      <w:bookmarkEnd w:id="95"/>
     </w:p>
     <w:p>
       <w:pPr>
@@ -9235,11 +9380,11 @@
       <w:pPr>
         <w:pStyle w:val="Heading3"/>
       </w:pPr>
-      <w:bookmarkStart w:id="95" w:name="X5308dff4610b52e1faf8224eca4aa536345a6cf"/>
+      <w:bookmarkStart w:id="96" w:name="X5308dff4610b52e1faf8224eca4aa536345a6cf"/>
       <w:r>
         <w:t xml:space="preserve">Lab M4-L1 — Default Credentials Not Addressed in the Hardening Standard</w:t>
       </w:r>
-      <w:bookmarkEnd w:id="95"/>
+      <w:bookmarkEnd w:id="96"/>
     </w:p>
     <w:p>
       <w:pPr>
@@ -9292,11 +9437,11 @@
       <w:pPr>
         <w:pStyle w:val="Heading4"/>
       </w:pPr>
-      <w:bookmarkStart w:id="96" w:name="scenario-9"/>
+      <w:bookmarkStart w:id="97" w:name="scenario-9"/>
       <w:r>
         <w:t xml:space="preserve">Scenario</w:t>
       </w:r>
-      <w:bookmarkEnd w:id="96"/>
+      <w:bookmarkEnd w:id="97"/>
     </w:p>
     <w:p>
       <w:pPr>
@@ -9319,11 +9464,11 @@
       <w:pPr>
         <w:pStyle w:val="Heading4"/>
       </w:pPr>
-      <w:bookmarkStart w:id="97" w:name="your-task-8"/>
+      <w:bookmarkStart w:id="98" w:name="your-task-8"/>
       <w:r>
         <w:t xml:space="preserve">Your Task</w:t>
       </w:r>
-      <w:bookmarkEnd w:id="97"/>
+      <w:bookmarkEnd w:id="98"/>
     </w:p>
     <w:p>
       <w:pPr>
@@ -9365,11 +9510,11 @@
       <w:pPr>
         <w:pStyle w:val="Heading4"/>
       </w:pPr>
-      <w:bookmarkStart w:id="98" w:name="steps-9"/>
+      <w:bookmarkStart w:id="99" w:name="steps-9"/>
       <w:r>
         <w:t xml:space="preserve">Steps</w:t>
       </w:r>
-      <w:bookmarkEnd w:id="98"/>
+      <w:bookmarkEnd w:id="99"/>
     </w:p>
     <w:p>
       <w:pPr>
@@ -9644,11 +9789,11 @@
       <w:pPr>
         <w:pStyle w:val="Heading4"/>
       </w:pPr>
-      <w:bookmarkStart w:id="99" w:name="completion-criteria-9"/>
+      <w:bookmarkStart w:id="100" w:name="completion-criteria-9"/>
       <w:r>
         <w:t xml:space="preserve">Completion Criteria</w:t>
       </w:r>
-      <w:bookmarkEnd w:id="99"/>
+      <w:bookmarkEnd w:id="100"/>
     </w:p>
     <w:p>
       <w:pPr>
@@ -9708,11 +9853,11 @@
       <w:pPr>
         <w:pStyle w:val="Heading4"/>
       </w:pPr>
-      <w:bookmarkStart w:id="100" w:name="why-this-matters-9"/>
+      <w:bookmarkStart w:id="101" w:name="why-this-matters-9"/>
       <w:r>
         <w:t xml:space="preserve">Why This Matters</w:t>
       </w:r>
-      <w:bookmarkEnd w:id="100"/>
+      <w:bookmarkEnd w:id="101"/>
     </w:p>
     <w:p>
       <w:pPr>
@@ -9733,11 +9878,11 @@
       <w:pPr>
         <w:pStyle w:val="Heading3"/>
       </w:pPr>
-      <w:bookmarkStart w:id="101" w:name="Xcad9f6cdbdc6a32374e5bc58896306223dc18ce"/>
+      <w:bookmarkStart w:id="102" w:name="Xcad9f6cdbdc6a32374e5bc58896306223dc18ce"/>
       <w:r>
         <w:t xml:space="preserve">Lab M4-L2 — SNMP Community String Set to "public"</w:t>
       </w:r>
-      <w:bookmarkEnd w:id="101"/>
+      <w:bookmarkEnd w:id="102"/>
     </w:p>
     <w:p>
       <w:pPr>
@@ -9790,11 +9935,11 @@
       <w:pPr>
         <w:pStyle w:val="Heading4"/>
       </w:pPr>
-      <w:bookmarkStart w:id="102" w:name="scenario-10"/>
+      <w:bookmarkStart w:id="103" w:name="scenario-10"/>
       <w:r>
         <w:t xml:space="preserve">Scenario</w:t>
       </w:r>
-      <w:bookmarkEnd w:id="102"/>
+      <w:bookmarkEnd w:id="103"/>
     </w:p>
     <w:p>
       <w:pPr>
@@ -9823,11 +9968,11 @@
       <w:pPr>
         <w:pStyle w:val="Heading4"/>
       </w:pPr>
-      <w:bookmarkStart w:id="103" w:name="your-task-9"/>
+      <w:bookmarkStart w:id="104" w:name="your-task-9"/>
       <w:r>
         <w:t xml:space="preserve">Your Task</w:t>
       </w:r>
-      <w:bookmarkEnd w:id="103"/>
+      <w:bookmarkEnd w:id="104"/>
     </w:p>
     <w:p>
       <w:pPr>
@@ -9869,11 +10014,11 @@
       <w:pPr>
         <w:pStyle w:val="Heading4"/>
       </w:pPr>
-      <w:bookmarkStart w:id="104" w:name="steps-10"/>
+      <w:bookmarkStart w:id="105" w:name="steps-10"/>
       <w:r>
         <w:t xml:space="preserve">Steps</w:t>
       </w:r>
-      <w:bookmarkEnd w:id="104"/>
+      <w:bookmarkEnd w:id="105"/>
     </w:p>
     <w:p>
       <w:pPr>
@@ -10197,11 +10342,11 @@
       <w:pPr>
         <w:pStyle w:val="Heading4"/>
       </w:pPr>
-      <w:bookmarkStart w:id="105" w:name="completion-criteria-10"/>
+      <w:bookmarkStart w:id="106" w:name="completion-criteria-10"/>
       <w:r>
         <w:t xml:space="preserve">Completion Criteria</w:t>
       </w:r>
-      <w:bookmarkEnd w:id="105"/>
+      <w:bookmarkEnd w:id="106"/>
     </w:p>
     <w:p>
       <w:pPr>
@@ -10255,11 +10400,11 @@
       <w:pPr>
         <w:pStyle w:val="Heading4"/>
       </w:pPr>
-      <w:bookmarkStart w:id="106" w:name="why-this-matters-10"/>
+      <w:bookmarkStart w:id="107" w:name="why-this-matters-10"/>
       <w:r>
         <w:t xml:space="preserve">Why This Matters</w:t>
       </w:r>
-      <w:bookmarkEnd w:id="106"/>
+      <w:bookmarkEnd w:id="107"/>
     </w:p>
     <w:p>
       <w:pPr>
@@ -10295,11 +10440,11 @@
       <w:pPr>
         <w:pStyle w:val="Heading3"/>
       </w:pPr>
-      <w:bookmarkStart w:id="107" w:name="X77de1595c85e36a27a984c77d32b0ecd258443a"/>
+      <w:bookmarkStart w:id="108" w:name="X77de1595c85e36a27a984c77d32b0ecd258443a"/>
       <w:r>
         <w:t xml:space="preserve">Lab M4-L3 — Script Contains a Hardcoded Password</w:t>
       </w:r>
-      <w:bookmarkEnd w:id="107"/>
+      <w:bookmarkEnd w:id="108"/>
     </w:p>
     <w:p>
       <w:pPr>
@@ -10352,11 +10497,11 @@
       <w:pPr>
         <w:pStyle w:val="Heading4"/>
       </w:pPr>
-      <w:bookmarkStart w:id="108" w:name="scenario-11"/>
+      <w:bookmarkStart w:id="109" w:name="scenario-11"/>
       <w:r>
         <w:t xml:space="preserve">Scenario</w:t>
       </w:r>
-      <w:bookmarkEnd w:id="108"/>
+      <w:bookmarkEnd w:id="109"/>
     </w:p>
     <w:p>
       <w:pPr>
@@ -10388,11 +10533,11 @@
       <w:pPr>
         <w:pStyle w:val="Heading4"/>
       </w:pPr>
-      <w:bookmarkStart w:id="109" w:name="your-task-10"/>
+      <w:bookmarkStart w:id="110" w:name="your-task-10"/>
       <w:r>
         <w:t xml:space="preserve">Your Task</w:t>
       </w:r>
-      <w:bookmarkEnd w:id="109"/>
+      <w:bookmarkEnd w:id="110"/>
     </w:p>
     <w:p>
       <w:pPr>
@@ -10434,11 +10579,11 @@
       <w:pPr>
         <w:pStyle w:val="Heading4"/>
       </w:pPr>
-      <w:bookmarkStart w:id="110" w:name="steps-11"/>
+      <w:bookmarkStart w:id="111" w:name="steps-11"/>
       <w:r>
         <w:t xml:space="preserve">Steps</w:t>
       </w:r>
-      <w:bookmarkEnd w:id="110"/>
+      <w:bookmarkEnd w:id="111"/>
     </w:p>
     <w:p>
       <w:pPr>
@@ -10780,11 +10925,11 @@
       <w:pPr>
         <w:pStyle w:val="Heading4"/>
       </w:pPr>
-      <w:bookmarkStart w:id="111" w:name="completion-criteria-11"/>
+      <w:bookmarkStart w:id="112" w:name="completion-criteria-11"/>
       <w:r>
         <w:t xml:space="preserve">Completion Criteria</w:t>
       </w:r>
-      <w:bookmarkEnd w:id="111"/>
+      <w:bookmarkEnd w:id="112"/>
     </w:p>
     <w:p>
       <w:pPr>
@@ -10931,11 +11076,11 @@
       <w:pPr>
         <w:pStyle w:val="Heading4"/>
       </w:pPr>
-      <w:bookmarkStart w:id="112" w:name="why-this-matters-11"/>
+      <w:bookmarkStart w:id="113" w:name="why-this-matters-11"/>
       <w:r>
         <w:t xml:space="preserve">Why This Matters</w:t>
       </w:r>
-      <w:bookmarkEnd w:id="112"/>
+      <w:bookmarkEnd w:id="113"/>
     </w:p>
     <w:p>
       <w:pPr>
@@ -10956,21 +11101,21 @@
       <w:pPr>
         <w:pStyle w:val="Heading2"/>
       </w:pPr>
-      <w:bookmarkStart w:id="113" w:name="quick-reference-tools-and-commands"/>
+      <w:bookmarkStart w:id="114" w:name="quick-reference-tools-and-commands"/>
       <w:r>
         <w:t xml:space="preserve">Quick Reference: Tools and Commands</w:t>
       </w:r>
-      <w:bookmarkEnd w:id="113"/>
+      <w:bookmarkEnd w:id="114"/>
     </w:p>
     <w:p>
       <w:pPr>
         <w:pStyle w:val="Heading3"/>
       </w:pPr>
-      <w:bookmarkStart w:id="114" w:name="powershell-commands-used-in-the-ia-labs"/>
+      <w:bookmarkStart w:id="115" w:name="powershell-commands-used-in-the-ia-labs"/>
       <w:r>
         <w:t xml:space="preserve">PowerShell Commands Used in the IA Labs</w:t>
       </w:r>
-      <w:bookmarkEnd w:id="114"/>
+      <w:bookmarkEnd w:id="115"/>
     </w:p>
     <w:tbl>
       <w:tblPr>
@@ -11267,11 +11412,11 @@
       <w:pPr>
         <w:pStyle w:val="Heading3"/>
       </w:pPr>
-      <w:bookmarkStart w:id="115" w:name="file-operations"/>
+      <w:bookmarkStart w:id="116" w:name="file-operations"/>
       <w:r>
         <w:t xml:space="preserve">File Operations</w:t>
       </w:r>
-      <w:bookmarkEnd w:id="115"/>
+      <w:bookmarkEnd w:id="116"/>
     </w:p>
     <w:tbl>
       <w:tblPr>
@@ -11478,11 +11623,11 @@
       <w:pPr>
         <w:pStyle w:val="Heading3"/>
       </w:pPr>
-      <w:bookmarkStart w:id="116" w:name="keyboard-shortcuts"/>
+      <w:bookmarkStart w:id="117" w:name="keyboard-shortcuts"/>
       <w:r>
         <w:t xml:space="preserve">Keyboard Shortcuts</w:t>
       </w:r>
-      <w:bookmarkEnd w:id="116"/>
+      <w:bookmarkEnd w:id="117"/>
     </w:p>
     <w:tbl>
       <w:tblPr>
@@ -11624,21 +11769,21 @@
       <w:pPr>
         <w:pStyle w:val="Heading2"/>
       </w:pPr>
-      <w:bookmarkStart w:id="117" w:name="tips-and-common-mistakes"/>
+      <w:bookmarkStart w:id="118" w:name="tips-and-common-mistakes"/>
       <w:r>
         <w:t xml:space="preserve">Tips and Common Mistakes</w:t>
       </w:r>
-      <w:bookmarkEnd w:id="117"/>
+      <w:bookmarkEnd w:id="118"/>
     </w:p>
     <w:p>
       <w:pPr>
         <w:pStyle w:val="Heading3"/>
       </w:pPr>
-      <w:bookmarkStart w:id="118" w:name="do"/>
+      <w:bookmarkStart w:id="119" w:name="do"/>
       <w:r>
         <w:t xml:space="preserve">Do</w:t>
       </w:r>
-      <w:bookmarkEnd w:id="118"/>
+      <w:bookmarkEnd w:id="119"/>
     </w:p>
     <w:p>
       <w:pPr>
@@ -11825,11 +11970,11 @@
       <w:pPr>
         <w:pStyle w:val="Heading3"/>
       </w:pPr>
-      <w:bookmarkStart w:id="119" w:name="dont"/>
+      <w:bookmarkStart w:id="120" w:name="dont"/>
       <w:r>
         <w:t xml:space="preserve">Don't</w:t>
       </w:r>
-      <w:bookmarkEnd w:id="119"/>
+      <w:bookmarkEnd w:id="120"/>
     </w:p>
     <w:p>
       <w:pPr>
@@ -11979,11 +12124,11 @@
       <w:pPr>
         <w:pStyle w:val="Heading3"/>
       </w:pPr>
-      <w:bookmarkStart w:id="120" w:name="common-issues"/>
+      <w:bookmarkStart w:id="121" w:name="common-issues"/>
       <w:r>
         <w:t xml:space="preserve">Common Issues</w:t>
       </w:r>
-      <w:bookmarkEnd w:id="120"/>
+      <w:bookmarkEnd w:id="121"/>
     </w:p>
     <w:tbl>
       <w:tblPr>
@@ -12383,11 +12528,11 @@
       <w:pPr>
         <w:pStyle w:val="Heading2"/>
       </w:pPr>
-      <w:bookmarkStart w:id="121" w:name="lab-completion-checklist"/>
+      <w:bookmarkStart w:id="122" w:name="lab-completion-checklist"/>
       <w:r>
         <w:t xml:space="preserve">Lab Completion Checklist</w:t>
       </w:r>
-      <w:bookmarkEnd w:id="121"/>
+      <w:bookmarkEnd w:id="122"/>
     </w:p>
     <w:tbl>
       <w:tblPr>
